--- a/수행계획서/02_베리티켓_수행계획서.docx
+++ b/수행계획서/02_베리티켓_수행계획서.docx
@@ -9,7 +9,7 @@
           <w:b w:val="1"/>
           <w:sz w:val="24"/>
           <w:szCs w:val="24"/>
-          <w:shd w:val="clear"/>
+          <w:shd w:val="clear" w:color="auto" w:fill="auto"/>
         </w:rPr>
       </w:pPr>
       <w:r>
@@ -17,7 +17,7 @@
           <w:b w:val="1"/>
           <w:sz w:val="40"/>
           <w:szCs w:val="40"/>
-          <w:shd w:val="clear"/>
+          <w:shd w:val="clear" w:color="auto" w:fill="auto"/>
           <w:rFonts w:hint="eastAsia"/>
         </w:rPr>
         <w:t xml:space="preserve">캡스톤디자인 수행계획서</w:t>
@@ -27,7 +27,7 @@
           <w:b w:val="1"/>
           <w:sz w:val="40"/>
           <w:szCs w:val="40"/>
-          <w:shd w:val="clear"/>
+          <w:shd w:val="clear" w:color="auto" w:fill="auto"/>
         </w:rPr>
         <w:br/>
       </w:r>
@@ -72,15 +72,15 @@
                 <w:b w:val="1"/>
                 <w:sz w:val="21"/>
                 <w:szCs w:val="21"/>
-                <w:shd w:val="clear"/>
-              </w:rPr>
-            </w:pPr>
-            <w:r>
-              <w:rPr>
-                <w:b w:val="1"/>
-                <w:sz w:val="21"/>
-                <w:szCs w:val="21"/>
-                <w:shd w:val="clear"/>
+                <w:shd w:val="clear" w:color="auto" w:fill="auto"/>
+              </w:rPr>
+            </w:pPr>
+            <w:r>
+              <w:rPr>
+                <w:b w:val="1"/>
+                <w:sz w:val="21"/>
+                <w:szCs w:val="21"/>
+                <w:shd w:val="clear" w:color="auto" w:fill="auto"/>
                 <w:rFonts w:hint="eastAsia"/>
               </w:rPr>
               <w:t>학습자</w:t>
@@ -93,15 +93,15 @@
                 <w:b w:val="1"/>
                 <w:sz w:val="21"/>
                 <w:szCs w:val="21"/>
-                <w:shd w:val="clear"/>
-              </w:rPr>
-            </w:pPr>
-            <w:r>
-              <w:rPr>
-                <w:b w:val="1"/>
-                <w:sz w:val="21"/>
-                <w:szCs w:val="21"/>
-                <w:shd w:val="clear"/>
+                <w:shd w:val="clear" w:color="auto" w:fill="auto"/>
+              </w:rPr>
+            </w:pPr>
+            <w:r>
+              <w:rPr>
+                <w:b w:val="1"/>
+                <w:sz w:val="21"/>
+                <w:szCs w:val="21"/>
+                <w:shd w:val="clear" w:color="auto" w:fill="auto"/>
                 <w:rFonts w:hint="eastAsia"/>
               </w:rPr>
               <w:t>정보</w:t>
@@ -121,15 +121,15 @@
                 <w:b w:val="1"/>
                 <w:sz w:val="21"/>
                 <w:szCs w:val="21"/>
-                <w:shd w:val="clear"/>
-              </w:rPr>
-            </w:pPr>
-            <w:r>
-              <w:rPr>
-                <w:b w:val="1"/>
-                <w:sz w:val="21"/>
-                <w:szCs w:val="21"/>
-                <w:shd w:val="clear"/>
+                <w:shd w:val="clear" w:color="auto" w:fill="auto"/>
+              </w:rPr>
+            </w:pPr>
+            <w:r>
+              <w:rPr>
+                <w:b w:val="1"/>
+                <w:sz w:val="21"/>
+                <w:szCs w:val="21"/>
+                <w:shd w:val="clear" w:color="auto" w:fill="auto"/>
                 <w:rFonts w:hint="eastAsia"/>
               </w:rPr>
               <w:t>팀번호</w:t>
@@ -145,12 +145,12 @@
           <w:p>
             <w:pPr>
               <w:rPr>
-                <w:shd w:val="clear"/>
-              </w:rPr>
-            </w:pPr>
-            <w:r>
-              <w:rPr>
-                <w:shd w:val="clear"/>
+                <w:shd w:val="clear" w:color="auto" w:fill="auto"/>
+              </w:rPr>
+            </w:pPr>
+            <w:r>
+              <w:rPr>
+                <w:shd w:val="clear" w:color="auto" w:fill="auto"/>
               </w:rPr>
               <w:t>2조</w:t>
             </w:r>
@@ -184,15 +184,15 @@
                 <w:b w:val="1"/>
                 <w:sz w:val="21"/>
                 <w:szCs w:val="21"/>
-                <w:shd w:val="clear"/>
-              </w:rPr>
-            </w:pPr>
-            <w:r>
-              <w:rPr>
-                <w:b w:val="1"/>
-                <w:sz w:val="21"/>
-                <w:szCs w:val="21"/>
-                <w:shd w:val="clear"/>
+                <w:shd w:val="clear" w:color="auto" w:fill="auto"/>
+              </w:rPr>
+            </w:pPr>
+            <w:r>
+              <w:rPr>
+                <w:b w:val="1"/>
+                <w:sz w:val="21"/>
+                <w:szCs w:val="21"/>
+                <w:shd w:val="clear" w:color="auto" w:fill="auto"/>
                 <w:rFonts w:hint="eastAsia"/>
               </w:rPr>
               <w:t>팀명</w:t>
@@ -208,13 +208,13 @@
           <w:p>
             <w:pPr>
               <w:rPr>
-                <w:shd w:val="clear"/>
+                <w:shd w:val="clear" w:color="auto" w:fill="auto"/>
                 <w:rFonts w:hint="eastAsia"/>
               </w:rPr>
             </w:pPr>
             <w:r>
               <w:rPr>
-                <w:shd w:val="clear"/>
+                <w:shd w:val="clear" w:color="auto" w:fill="auto"/>
                 <w:rFonts w:hint="eastAsia"/>
               </w:rPr>
               <w:t>베리티켓</w:t>
@@ -250,15 +250,15 @@
                 <w:b w:val="1"/>
                 <w:sz w:val="21"/>
                 <w:szCs w:val="21"/>
-                <w:shd w:val="clear"/>
-              </w:rPr>
-            </w:pPr>
-            <w:r>
-              <w:rPr>
-                <w:b w:val="1"/>
-                <w:sz w:val="21"/>
-                <w:szCs w:val="21"/>
-                <w:shd w:val="clear"/>
+                <w:shd w:val="clear" w:color="auto" w:fill="auto"/>
+              </w:rPr>
+            </w:pPr>
+            <w:r>
+              <w:rPr>
+                <w:b w:val="1"/>
+                <w:sz w:val="21"/>
+                <w:szCs w:val="21"/>
+                <w:shd w:val="clear" w:color="auto" w:fill="auto"/>
                 <w:rFonts w:hint="eastAsia"/>
               </w:rPr>
               <w:t>역할</w:t>
@@ -271,15 +271,15 @@
                 <w:b w:val="1"/>
                 <w:sz w:val="21"/>
                 <w:szCs w:val="21"/>
-                <w:shd w:val="clear"/>
-              </w:rPr>
-            </w:pPr>
-            <w:r>
-              <w:rPr>
-                <w:b w:val="1"/>
-                <w:sz w:val="21"/>
-                <w:szCs w:val="21"/>
-                <w:shd w:val="clear"/>
+                <w:shd w:val="clear" w:color="auto" w:fill="auto"/>
+              </w:rPr>
+            </w:pPr>
+            <w:r>
+              <w:rPr>
+                <w:b w:val="1"/>
+                <w:sz w:val="21"/>
+                <w:szCs w:val="21"/>
+                <w:shd w:val="clear" w:color="auto" w:fill="auto"/>
                 <w:rFonts w:hint="eastAsia"/>
               </w:rPr>
               <w:t>분담</w:t>
@@ -299,15 +299,15 @@
                 <w:b w:val="1"/>
                 <w:sz w:val="21"/>
                 <w:szCs w:val="21"/>
-                <w:shd w:val="clear"/>
-              </w:rPr>
-            </w:pPr>
-            <w:r>
-              <w:rPr>
-                <w:b w:val="1"/>
-                <w:sz w:val="21"/>
-                <w:szCs w:val="21"/>
-                <w:shd w:val="clear"/>
+                <w:shd w:val="clear" w:color="auto" w:fill="auto"/>
+              </w:rPr>
+            </w:pPr>
+            <w:r>
+              <w:rPr>
+                <w:b w:val="1"/>
+                <w:sz w:val="21"/>
+                <w:szCs w:val="21"/>
+                <w:shd w:val="clear" w:color="auto" w:fill="auto"/>
                 <w:rFonts w:hint="eastAsia"/>
               </w:rPr>
               <w:t>역할</w:t>
@@ -327,15 +327,15 @@
                 <w:b w:val="1"/>
                 <w:sz w:val="21"/>
                 <w:szCs w:val="21"/>
-                <w:shd w:val="clear"/>
-              </w:rPr>
-            </w:pPr>
-            <w:r>
-              <w:rPr>
-                <w:b w:val="1"/>
-                <w:sz w:val="21"/>
-                <w:szCs w:val="21"/>
-                <w:shd w:val="clear"/>
+                <w:shd w:val="clear" w:color="auto" w:fill="auto"/>
+              </w:rPr>
+            </w:pPr>
+            <w:r>
+              <w:rPr>
+                <w:b w:val="1"/>
+                <w:sz w:val="21"/>
+                <w:szCs w:val="21"/>
+                <w:shd w:val="clear" w:color="auto" w:fill="auto"/>
                 <w:rFonts w:hint="eastAsia"/>
               </w:rPr>
               <w:t>학번/성명</w:t>
@@ -355,15 +355,15 @@
                 <w:b w:val="1"/>
                 <w:sz w:val="21"/>
                 <w:szCs w:val="21"/>
-                <w:shd w:val="clear"/>
-              </w:rPr>
-            </w:pPr>
-            <w:r>
-              <w:rPr>
-                <w:b w:val="1"/>
-                <w:sz w:val="21"/>
-                <w:szCs w:val="21"/>
-                <w:shd w:val="clear"/>
+                <w:shd w:val="clear" w:color="auto" w:fill="auto"/>
+              </w:rPr>
+            </w:pPr>
+            <w:r>
+              <w:rPr>
+                <w:b w:val="1"/>
+                <w:sz w:val="21"/>
+                <w:szCs w:val="21"/>
+                <w:shd w:val="clear" w:color="auto" w:fill="auto"/>
                 <w:rFonts w:hint="eastAsia"/>
               </w:rPr>
               <w:t xml:space="preserve">담당 부분(기여도 %)</w:t>
@@ -404,14 +404,14 @@
               <w:rPr>
                 <w:sz w:val="21"/>
                 <w:szCs w:val="21"/>
-                <w:shd w:val="clear"/>
-              </w:rPr>
-            </w:pPr>
-            <w:r>
-              <w:rPr>
-                <w:sz w:val="21"/>
-                <w:szCs w:val="21"/>
-                <w:shd w:val="clear"/>
+                <w:shd w:val="clear" w:color="auto" w:fill="auto"/>
+              </w:rPr>
+            </w:pPr>
+            <w:r>
+              <w:rPr>
+                <w:sz w:val="21"/>
+                <w:szCs w:val="21"/>
+                <w:shd w:val="clear" w:color="auto" w:fill="auto"/>
                 <w:rFonts w:hint="eastAsia"/>
               </w:rPr>
               <w:t>팀장</w:t>
@@ -428,14 +428,14 @@
               <w:rPr>
                 <w:sz w:val="21"/>
                 <w:szCs w:val="21"/>
-                <w:shd w:val="clear"/>
-              </w:rPr>
-            </w:pPr>
-            <w:r>
-              <w:rPr>
-                <w:sz w:val="21"/>
-                <w:szCs w:val="21"/>
-                <w:shd w:val="clear"/>
+                <w:shd w:val="clear" w:color="auto" w:fill="auto"/>
+              </w:rPr>
+            </w:pPr>
+            <w:r>
+              <w:rPr>
+                <w:sz w:val="21"/>
+                <w:szCs w:val="21"/>
+                <w:shd w:val="clear" w:color="auto" w:fill="auto"/>
               </w:rPr>
               <w:t>박지우/2412077</w:t>
             </w:r>
@@ -453,7 +453,7 @@
                 <w:color w:val="000000"/>
                 <w:sz w:val="20"/>
                 <w:szCs w:val="20"/>
-                <w:shd w:val="clear"/>
+                <w:shd w:val="clear" w:color="auto" w:fill="auto"/>
                 <w:rFonts w:ascii="맑은 고딕" w:eastAsia="맑은 고딕" w:hAnsi="맑은 고딕" w:cs="NanumGothic"/>
               </w:rPr>
             </w:pPr>
@@ -462,79 +462,39 @@
                 <w:color w:val="000000"/>
                 <w:sz w:val="20"/>
                 <w:szCs w:val="20"/>
-                <w:shd w:val="clear"/>
+                <w:shd w:val="clear" w:color="auto" w:fill="auto"/>
                 <w:rFonts w:ascii="맑은 고딕" w:eastAsia="맑은 고딕" w:hAnsi="맑은 고딕" w:cs="NanumGothic" w:hint="eastAsia"/>
               </w:rPr>
-              <w:t xml:space="preserve">서비스 기획(</w:t>
-            </w:r>
-            <w:r>
-              <w:rPr>
-                <w:color w:val="000000"/>
-                <w:sz w:val="20"/>
-                <w:szCs w:val="20"/>
-                <w:shd w:val="clear"/>
+              <w:t xml:space="preserve">서비스 기획(40%)</w:t>
+            </w:r>
+          </w:p>
+          <w:p>
+            <w:pPr>
+              <w:jc w:val="center"/>
+              <w:rPr>
+                <w:color w:val="000000"/>
+                <w:sz w:val="20"/>
+                <w:szCs w:val="20"/>
+                <w:shd w:val="clear" w:color="auto" w:fill="auto"/>
+                <w:rFonts w:ascii="맑은 고딕" w:eastAsia="맑은 고딕" w:hAnsi="맑은 고딕" w:cs="NanumGothic"/>
+              </w:rPr>
+            </w:pPr>
+            <w:r>
+              <w:rPr>
+                <w:color w:val="000000"/>
+                <w:sz w:val="20"/>
+                <w:szCs w:val="20"/>
+                <w:shd w:val="clear" w:color="auto" w:fill="auto"/>
                 <w:rFonts w:ascii="맑은 고딕" w:eastAsia="맑은 고딕" w:hAnsi="맑은 고딕" w:cs="NanumGothic" w:hint="eastAsia"/>
               </w:rPr>
-              <w:t>40</w:t>
-            </w:r>
-            <w:r>
-              <w:rPr>
-                <w:color w:val="000000"/>
-                <w:sz w:val="20"/>
-                <w:szCs w:val="20"/>
-                <w:shd w:val="clear"/>
-                <w:rFonts w:ascii="맑은 고딕" w:eastAsia="맑은 고딕" w:hAnsi="맑은 고딕" w:cs="NanumGothic" w:hint="eastAsia"/>
-              </w:rPr>
-              <w:t>%)</w:t>
-            </w:r>
-          </w:p>
-          <w:p>
-            <w:pPr>
-              <w:jc w:val="center"/>
-              <w:rPr>
-                <w:color w:val="000000"/>
-                <w:sz w:val="20"/>
-                <w:szCs w:val="20"/>
-                <w:shd w:val="clear"/>
-                <w:rFonts w:ascii="맑은 고딕" w:eastAsia="맑은 고딕" w:hAnsi="맑은 고딕" w:cs="NanumGothic"/>
-              </w:rPr>
-            </w:pPr>
-            <w:r>
-              <w:rPr>
-                <w:color w:val="000000"/>
-                <w:sz w:val="20"/>
-                <w:szCs w:val="20"/>
-                <w:shd w:val="clear"/>
-                <w:rFonts w:ascii="맑은 고딕" w:eastAsia="맑은 고딕" w:hAnsi="맑은 고딕" w:cs="NanumGothic" w:hint="eastAsia"/>
-              </w:rPr>
-              <w:t>style.css(</w:t>
-            </w:r>
-            <w:r>
-              <w:rPr>
-                <w:color w:val="000000"/>
-                <w:sz w:val="20"/>
-                <w:szCs w:val="20"/>
-                <w:shd w:val="clear"/>
-                <w:rFonts w:ascii="맑은 고딕" w:eastAsia="맑은 고딕" w:hAnsi="맑은 고딕" w:cs="NanumGothic" w:hint="eastAsia"/>
-              </w:rPr>
-              <w:t>70</w:t>
-            </w:r>
-            <w:r>
-              <w:rPr>
-                <w:color w:val="000000"/>
-                <w:sz w:val="20"/>
-                <w:szCs w:val="20"/>
-                <w:shd w:val="clear"/>
-                <w:rFonts w:ascii="맑은 고딕" w:eastAsia="맑은 고딕" w:hAnsi="맑은 고딕" w:cs="NanumGothic" w:hint="eastAsia"/>
-              </w:rPr>
-              <w:t>%</w:t>
+              <w:t>style.css(60%</w:t>
             </w:r>
             <w:r>
               <w:rPr>
                 <w:color w:val="7F7F7F"/>
                 <w:sz w:val="18"/>
                 <w:szCs w:val="18"/>
-                <w:shd w:val="clear"/>
+                <w:shd w:val="clear" w:color="auto" w:fill="auto"/>
                 <w:rFonts w:ascii="맑은 고딕" w:eastAsia="맑은 고딕" w:hAnsi="맑은 고딕" w:cs="NanumGothic" w:hint="eastAsia"/>
               </w:rPr>
               <w:t xml:space="preserve"> - 공통 css는 박지우가 </w:t>
@@ -544,7 +504,7 @@
                 <w:color w:val="7F7F7F"/>
                 <w:sz w:val="18"/>
                 <w:szCs w:val="18"/>
-                <w:shd w:val="clear"/>
+                <w:shd w:val="clear" w:color="auto" w:fill="auto"/>
                 <w:rFonts w:ascii="맑은 고딕" w:eastAsia="맑은 고딕" w:hAnsi="맑은 고딕" w:cs="NanumGothic" w:hint="eastAsia"/>
               </w:rPr>
               <w:t xml:space="preserve">작업, 각자 페이지의 css는 각자 작업</w:t>
@@ -554,7 +514,7 @@
                 <w:color w:val="000000"/>
                 <w:sz w:val="20"/>
                 <w:szCs w:val="20"/>
-                <w:shd w:val="clear"/>
+                <w:shd w:val="clear" w:color="auto" w:fill="auto"/>
                 <w:rFonts w:ascii="맑은 고딕" w:eastAsia="맑은 고딕" w:hAnsi="맑은 고딕" w:cs="NanumGothic" w:hint="eastAsia"/>
               </w:rPr>
               <w:t>)</w:t>
@@ -567,7 +527,7 @@
                 <w:color w:val="000000"/>
                 <w:sz w:val="20"/>
                 <w:szCs w:val="20"/>
-                <w:shd w:val="clear"/>
+                <w:shd w:val="clear" w:color="auto" w:fill="auto"/>
                 <w:rFonts w:ascii="맑은 고딕" w:eastAsia="맑은 고딕" w:hAnsi="맑은 고딕" w:cs="NanumGothic"/>
               </w:rPr>
             </w:pPr>
@@ -576,7 +536,7 @@
                 <w:color w:val="000000"/>
                 <w:sz w:val="20"/>
                 <w:szCs w:val="20"/>
-                <w:shd w:val="clear"/>
+                <w:shd w:val="clear" w:color="auto" w:fill="auto"/>
                 <w:rFonts w:ascii="맑은 고딕" w:eastAsia="맑은 고딕" w:hAnsi="맑은 고딕" w:cs="NanumGothic"/>
               </w:rPr>
               <w:t>product-list.html(100%)</w:t>
@@ -589,7 +549,7 @@
                 <w:color w:val="000000"/>
                 <w:sz w:val="20"/>
                 <w:szCs w:val="20"/>
-                <w:shd w:val="clear"/>
+                <w:shd w:val="clear" w:color="auto" w:fill="auto"/>
                 <w:rFonts w:ascii="맑은 고딕" w:eastAsia="맑은 고딕" w:hAnsi="맑은 고딕" w:cs="NanumGothic"/>
               </w:rPr>
             </w:pPr>
@@ -598,7 +558,7 @@
                 <w:color w:val="000000"/>
                 <w:sz w:val="20"/>
                 <w:szCs w:val="20"/>
-                <w:shd w:val="clear"/>
+                <w:shd w:val="clear" w:color="auto" w:fill="auto"/>
                 <w:rFonts w:ascii="맑은 고딕" w:eastAsia="맑은 고딕" w:hAnsi="맑은 고딕" w:cs="NanumGothic"/>
               </w:rPr>
               <w:t xml:space="preserve">공통 header, footer(</w:t>
@@ -608,7 +568,7 @@
                 <w:color w:val="000000"/>
                 <w:sz w:val="20"/>
                 <w:szCs w:val="20"/>
-                <w:shd w:val="clear"/>
+                <w:shd w:val="clear" w:color="auto" w:fill="auto"/>
                 <w:rFonts w:ascii="맑은 고딕" w:eastAsia="맑은 고딕" w:hAnsi="맑은 고딕" w:cs="NanumGothic" w:hint="eastAsia"/>
               </w:rPr>
               <w:t>9</w:t>
@@ -618,7 +578,7 @@
                 <w:color w:val="000000"/>
                 <w:sz w:val="20"/>
                 <w:szCs w:val="20"/>
-                <w:shd w:val="clear"/>
+                <w:shd w:val="clear" w:color="auto" w:fill="auto"/>
                 <w:rFonts w:ascii="맑은 고딕" w:eastAsia="맑은 고딕" w:hAnsi="맑은 고딕" w:cs="NanumGothic"/>
               </w:rPr>
               <w:t>0%)</w:t>
@@ -659,14 +619,14 @@
               <w:rPr>
                 <w:sz w:val="21"/>
                 <w:szCs w:val="21"/>
-                <w:shd w:val="clear"/>
-              </w:rPr>
-            </w:pPr>
-            <w:r>
-              <w:rPr>
-                <w:sz w:val="21"/>
-                <w:szCs w:val="21"/>
-                <w:shd w:val="clear"/>
+                <w:shd w:val="clear" w:color="auto" w:fill="auto"/>
+              </w:rPr>
+            </w:pPr>
+            <w:r>
+              <w:rPr>
+                <w:sz w:val="21"/>
+                <w:szCs w:val="21"/>
+                <w:shd w:val="clear" w:color="auto" w:fill="auto"/>
                 <w:rFonts w:hint="eastAsia"/>
               </w:rPr>
               <w:t>팀원</w:t>
@@ -683,14 +643,14 @@
               <w:rPr>
                 <w:sz w:val="21"/>
                 <w:szCs w:val="21"/>
-                <w:shd w:val="clear"/>
-              </w:rPr>
-            </w:pPr>
-            <w:r>
-              <w:rPr>
-                <w:sz w:val="21"/>
-                <w:szCs w:val="21"/>
-                <w:shd w:val="clear"/>
+                <w:shd w:val="clear" w:color="auto" w:fill="auto"/>
+              </w:rPr>
+            </w:pPr>
+            <w:r>
+              <w:rPr>
+                <w:sz w:val="21"/>
+                <w:szCs w:val="21"/>
+                <w:shd w:val="clear" w:color="auto" w:fill="auto"/>
               </w:rPr>
               <w:t>이채영/</w:t>
             </w:r>
@@ -698,7 +658,7 @@
               <w:rPr>
                 <w:sz w:val="21"/>
                 <w:szCs w:val="21"/>
-                <w:shd w:val="clear"/>
+                <w:shd w:val="clear" w:color="auto" w:fill="auto"/>
                 <w:rFonts w:hint="eastAsia"/>
               </w:rPr>
               <w:t>2514549</w:t>
@@ -717,7 +677,7 @@
                 <w:color w:val="000000"/>
                 <w:sz w:val="20"/>
                 <w:szCs w:val="20"/>
-                <w:shd w:val="clear"/>
+                <w:shd w:val="clear" w:color="auto" w:fill="auto"/>
                 <w:rFonts w:ascii="맑은 고딕" w:eastAsia="맑은 고딕" w:hAnsi="맑은 고딕" w:cs="NanumGothic"/>
               </w:rPr>
             </w:pPr>
@@ -726,72 +686,70 @@
                 <w:color w:val="000000"/>
                 <w:sz w:val="20"/>
                 <w:szCs w:val="20"/>
-                <w:shd w:val="clear"/>
+                <w:shd w:val="clear" w:color="auto" w:fill="auto"/>
                 <w:rFonts w:ascii="맑은 고딕" w:eastAsia="맑은 고딕" w:hAnsi="맑은 고딕" w:cs="NanumGothic" w:hint="eastAsia"/>
               </w:rPr>
-              <w:t xml:space="preserve">서비스 기획(</w:t>
-            </w:r>
-            <w:r>
-              <w:rPr>
-                <w:color w:val="000000"/>
-                <w:sz w:val="20"/>
-                <w:szCs w:val="20"/>
-                <w:shd w:val="clear"/>
+              <w:t xml:space="preserve">서비스 기획(40%)</w:t>
+            </w:r>
+          </w:p>
+          <w:p>
+            <w:pPr>
+              <w:jc w:val="center"/>
+              <w:rPr>
+                <w:color w:val="000000"/>
+                <w:sz w:val="20"/>
+                <w:szCs w:val="20"/>
+                <w:shd w:val="clear" w:color="auto" w:fill="auto"/>
+                <w:rFonts w:ascii="맑은 고딕" w:eastAsia="맑은 고딕" w:hAnsi="맑은 고딕" w:cs="NanumGothic"/>
+              </w:rPr>
+            </w:pPr>
+            <w:r>
+              <w:rPr>
+                <w:color w:val="000000"/>
+                <w:sz w:val="20"/>
+                <w:szCs w:val="20"/>
+                <w:shd w:val="clear" w:color="auto" w:fill="auto"/>
                 <w:rFonts w:ascii="맑은 고딕" w:eastAsia="맑은 고딕" w:hAnsi="맑은 고딕" w:cs="NanumGothic" w:hint="eastAsia"/>
               </w:rPr>
-              <w:t>40</w:t>
-            </w:r>
-            <w:r>
-              <w:rPr>
-                <w:color w:val="000000"/>
-                <w:sz w:val="20"/>
-                <w:szCs w:val="20"/>
-                <w:shd w:val="clear"/>
-                <w:rFonts w:ascii="맑은 고딕" w:eastAsia="맑은 고딕" w:hAnsi="맑은 고딕" w:cs="NanumGothic" w:hint="eastAsia"/>
-              </w:rPr>
-              <w:t>%)</w:t>
+              <w:t>style.css(40%)</w:t>
             </w:r>
           </w:p>
           <w:p>
             <w:pPr>
               <w:jc w:val="center"/>
               <w:rPr>
-                <w:color w:val="000000"/>
-                <w:sz w:val="20"/>
-                <w:szCs w:val="20"/>
-                <w:shd w:val="clear"/>
-                <w:rFonts w:ascii="맑은 고딕" w:eastAsia="맑은 고딕" w:hAnsi="맑은 고딕" w:cs="NanumGothic"/>
-              </w:rPr>
-            </w:pPr>
-            <w:r>
-              <w:rPr>
-                <w:color w:val="000000"/>
-                <w:sz w:val="20"/>
-                <w:szCs w:val="20"/>
-                <w:shd w:val="clear"/>
-                <w:rFonts w:ascii="맑은 고딕" w:eastAsia="맑은 고딕" w:hAnsi="맑은 고딕" w:cs="NanumGothic" w:hint="eastAsia"/>
-              </w:rPr>
-              <w:t>style.css(</w:t>
-            </w:r>
-            <w:r>
-              <w:rPr>
-                <w:color w:val="000000"/>
-                <w:sz w:val="20"/>
-                <w:szCs w:val="20"/>
-                <w:shd w:val="clear"/>
-                <w:rFonts w:ascii="맑은 고딕" w:eastAsia="맑은 고딕" w:hAnsi="맑은 고딕" w:cs="NanumGothic" w:hint="eastAsia"/>
-              </w:rPr>
-              <w:t>40</w:t>
-            </w:r>
-            <w:r>
-              <w:rPr>
-                <w:color w:val="000000"/>
-                <w:sz w:val="20"/>
-                <w:szCs w:val="20"/>
-                <w:shd w:val="clear"/>
-                <w:rFonts w:ascii="맑은 고딕" w:eastAsia="맑은 고딕" w:hAnsi="맑은 고딕" w:cs="NanumGothic" w:hint="eastAsia"/>
-              </w:rPr>
-              <w:t>%)</w:t>
+                <w:sz w:val="20"/>
+                <w:szCs w:val="20"/>
+                <w:shd w:val="clear" w:color="auto" w:fill="auto"/>
+                <w:rFonts w:ascii="맑은 고딕" w:eastAsia="맑은 고딕" w:hAnsi="맑은 고딕"/>
+              </w:rPr>
+            </w:pPr>
+            <w:r>
+              <w:rPr>
+                <w:sz w:val="20"/>
+                <w:szCs w:val="20"/>
+                <w:shd w:val="clear" w:color="auto" w:fill="auto"/>
+                <w:rFonts w:ascii="맑은 고딕" w:eastAsia="맑은 고딕" w:hAnsi="맑은 고딕"/>
+              </w:rPr>
+              <w:t>index.html(</w:t>
+            </w:r>
+            <w:r>
+              <w:rPr>
+                <w:sz w:val="20"/>
+                <w:szCs w:val="20"/>
+                <w:shd w:val="clear" w:color="auto" w:fill="auto"/>
+                <w:rFonts w:ascii="맑은 고딕" w:eastAsia="맑은 고딕" w:hAnsi="맑은 고딕" w:hint="eastAsia"/>
+              </w:rPr>
+              <w:t>8</w:t>
+            </w:r>
+            <w:r>
+              <w:rPr>
+                <w:sz w:val="20"/>
+                <w:szCs w:val="20"/>
+                <w:shd w:val="clear" w:color="auto" w:fill="auto"/>
+                <w:rFonts w:ascii="맑은 고딕" w:eastAsia="맑은 고딕" w:hAnsi="맑은 고딕"/>
+              </w:rPr>
+              <w:t>0%)</w:t>
             </w:r>
           </w:p>
           <w:p>
@@ -800,7 +758,7 @@
               <w:rPr>
                 <w:sz w:val="20"/>
                 <w:szCs w:val="20"/>
-                <w:shd w:val="clear"/>
+                <w:shd w:val="clear" w:color="auto" w:fill="auto"/>
                 <w:rFonts w:ascii="맑은 고딕" w:eastAsia="맑은 고딕" w:hAnsi="맑은 고딕"/>
               </w:rPr>
             </w:pPr>
@@ -808,67 +766,29 @@
               <w:rPr>
                 <w:sz w:val="20"/>
                 <w:szCs w:val="20"/>
-                <w:shd w:val="clear"/>
+                <w:shd w:val="clear" w:color="auto" w:fill="auto"/>
                 <w:rFonts w:ascii="맑은 고딕" w:eastAsia="맑은 고딕" w:hAnsi="맑은 고딕"/>
               </w:rPr>
-              <w:t>index.html(</w:t>
-            </w:r>
-            <w:r>
-              <w:rPr>
-                <w:sz w:val="20"/>
-                <w:szCs w:val="20"/>
-                <w:shd w:val="clear"/>
+              <w:t xml:space="preserve">로고 디자인(100%)</w:t>
+            </w:r>
+          </w:p>
+          <w:p>
+            <w:pPr>
+              <w:jc w:val="center"/>
+              <w:rPr>
+                <w:sz w:val="20"/>
+                <w:szCs w:val="20"/>
+                <w:shd w:val="clear" w:color="auto" w:fill="auto"/>
                 <w:rFonts w:ascii="맑은 고딕" w:eastAsia="맑은 고딕" w:hAnsi="맑은 고딕" w:hint="eastAsia"/>
               </w:rPr>
-              <w:t>8</w:t>
-            </w:r>
-            <w:r>
-              <w:rPr>
-                <w:sz w:val="20"/>
-                <w:szCs w:val="20"/>
-                <w:shd w:val="clear"/>
-                <w:rFonts w:ascii="맑은 고딕" w:eastAsia="맑은 고딕" w:hAnsi="맑은 고딕"/>
-              </w:rPr>
-              <w:t>0%)</w:t>
-            </w:r>
-          </w:p>
-          <w:p>
-            <w:pPr>
-              <w:jc w:val="center"/>
-              <w:rPr>
-                <w:sz w:val="20"/>
-                <w:szCs w:val="20"/>
-                <w:shd w:val="clear"/>
-                <w:rFonts w:ascii="맑은 고딕" w:eastAsia="맑은 고딕" w:hAnsi="맑은 고딕"/>
-              </w:rPr>
-            </w:pPr>
-            <w:r>
-              <w:rPr>
-                <w:sz w:val="20"/>
-                <w:szCs w:val="20"/>
-                <w:shd w:val="clear"/>
-                <w:rFonts w:ascii="맑은 고딕" w:eastAsia="맑은 고딕" w:hAnsi="맑은 고딕"/>
-              </w:rPr>
-              <w:t xml:space="preserve">로고 디자인(100%)</w:t>
-            </w:r>
-          </w:p>
-          <w:p>
-            <w:pPr>
-              <w:jc w:val="center"/>
-              <w:rPr>
-                <w:sz w:val="20"/>
-                <w:szCs w:val="20"/>
-                <w:shd w:val="clear"/>
+            </w:pPr>
+            <w:r>
+              <w:rPr>
+                <w:sz w:val="20"/>
+                <w:szCs w:val="20"/>
+                <w:shd w:val="clear" w:color="auto" w:fill="auto"/>
                 <w:rFonts w:ascii="맑은 고딕" w:eastAsia="맑은 고딕" w:hAnsi="맑은 고딕" w:hint="eastAsia"/>
               </w:rPr>
-            </w:pPr>
-            <w:r>
-              <w:rPr>
-                <w:sz w:val="20"/>
-                <w:szCs w:val="20"/>
-                <w:shd w:val="clear"/>
-                <w:rFonts w:ascii="맑은 고딕" w:eastAsia="맑은 고딕" w:hAnsi="맑은 고딕" w:hint="eastAsia"/>
-              </w:rPr>
               <w:t xml:space="preserve">공통 header, footer</w:t>
             </w:r>
             <w:r>
@@ -876,7 +796,7 @@
                 <w:color w:val="000000"/>
                 <w:sz w:val="20"/>
                 <w:szCs w:val="20"/>
-                <w:shd w:val="clear"/>
+                <w:shd w:val="clear" w:color="auto" w:fill="auto"/>
                 <w:rFonts w:ascii="맑은 고딕" w:eastAsia="맑은 고딕" w:hAnsi="맑은 고딕" w:cs="NanumGothic" w:hint="eastAsia"/>
               </w:rPr>
               <w:t>(10%</w:t>
@@ -886,7 +806,7 @@
                 <w:color w:val="7F7F7F"/>
                 <w:sz w:val="18"/>
                 <w:szCs w:val="18"/>
-                <w:shd w:val="clear"/>
+                <w:shd w:val="clear" w:color="auto" w:fill="auto"/>
                 <w:rFonts w:ascii="맑은 고딕" w:eastAsia="맑은 고딕" w:hAnsi="맑은 고딕" w:cs="NanumGothic" w:hint="eastAsia"/>
               </w:rPr>
               <w:t xml:space="preserve"> - 홈/상단 </w:t>
@@ -896,7 +816,7 @@
                 <w:color w:val="7F7F7F"/>
                 <w:sz w:val="18"/>
                 <w:szCs w:val="18"/>
-                <w:shd w:val="clear"/>
+                <w:shd w:val="clear" w:color="auto" w:fill="auto"/>
                 <w:rFonts w:ascii="맑은 고딕" w:eastAsia="맑은 고딕" w:hAnsi="맑은 고딕" w:cs="NanumGothic" w:hint="eastAsia"/>
               </w:rPr>
               <w:t xml:space="preserve">바로가기 버튼 부분 코드 작업</w:t>
@@ -906,7 +826,7 @@
                 <w:color w:val="000000"/>
                 <w:sz w:val="20"/>
                 <w:szCs w:val="20"/>
-                <w:shd w:val="clear"/>
+                <w:shd w:val="clear" w:color="auto" w:fill="auto"/>
                 <w:rFonts w:ascii="맑은 고딕" w:eastAsia="맑은 고딕" w:hAnsi="맑은 고딕" w:cs="NanumGothic" w:hint="eastAsia"/>
               </w:rPr>
               <w:t>)</w:t>
@@ -947,14 +867,14 @@
               <w:rPr>
                 <w:sz w:val="21"/>
                 <w:szCs w:val="21"/>
-                <w:shd w:val="clear"/>
-              </w:rPr>
-            </w:pPr>
-            <w:r>
-              <w:rPr>
-                <w:sz w:val="21"/>
-                <w:szCs w:val="21"/>
-                <w:shd w:val="clear"/>
+                <w:shd w:val="clear" w:color="auto" w:fill="auto"/>
+              </w:rPr>
+            </w:pPr>
+            <w:r>
+              <w:rPr>
+                <w:sz w:val="21"/>
+                <w:szCs w:val="21"/>
+                <w:shd w:val="clear" w:color="auto" w:fill="auto"/>
                 <w:rFonts w:hint="eastAsia"/>
               </w:rPr>
               <w:t>팀원</w:t>
@@ -971,14 +891,14 @@
               <w:rPr>
                 <w:sz w:val="21"/>
                 <w:szCs w:val="21"/>
-                <w:shd w:val="clear"/>
-              </w:rPr>
-            </w:pPr>
-            <w:r>
-              <w:rPr>
-                <w:sz w:val="21"/>
-                <w:szCs w:val="21"/>
-                <w:shd w:val="clear"/>
+                <w:shd w:val="clear" w:color="auto" w:fill="auto"/>
+              </w:rPr>
+            </w:pPr>
+            <w:r>
+              <w:rPr>
+                <w:sz w:val="21"/>
+                <w:szCs w:val="21"/>
+                <w:shd w:val="clear" w:color="auto" w:fill="auto"/>
               </w:rPr>
               <w:t>이세나/2515180</w:t>
             </w:r>
@@ -996,7 +916,7 @@
                 <w:color w:val="000000"/>
                 <w:sz w:val="20"/>
                 <w:szCs w:val="20"/>
-                <w:shd w:val="clear"/>
+                <w:shd w:val="clear" w:color="auto" w:fill="auto"/>
                 <w:rFonts w:ascii="맑은 고딕" w:eastAsia="맑은 고딕" w:hAnsi="맑은 고딕" w:cs="NanumGothic" w:hint="eastAsia"/>
               </w:rPr>
             </w:pPr>
@@ -1005,7 +925,7 @@
                 <w:color w:val="000000"/>
                 <w:sz w:val="20"/>
                 <w:szCs w:val="20"/>
-                <w:shd w:val="clear"/>
+                <w:shd w:val="clear" w:color="auto" w:fill="auto"/>
                 <w:rFonts w:ascii="맑은 고딕" w:eastAsia="맑은 고딕" w:hAnsi="맑은 고딕" w:cs="NanumGothic"/>
               </w:rPr>
               <w:t xml:space="preserve">서비스 기획(20%)</w:t>
@@ -1018,7 +938,7 @@
                 <w:color w:val="000000"/>
                 <w:sz w:val="20"/>
                 <w:szCs w:val="20"/>
-                <w:shd w:val="clear"/>
+                <w:shd w:val="clear" w:color="auto" w:fill="auto"/>
                 <w:rFonts w:ascii="맑은 고딕" w:eastAsia="맑은 고딕" w:hAnsi="맑은 고딕" w:cs="NanumGothic"/>
               </w:rPr>
             </w:pPr>
@@ -1027,27 +947,17 @@
                 <w:color w:val="000000"/>
                 <w:sz w:val="20"/>
                 <w:szCs w:val="20"/>
-                <w:shd w:val="clear"/>
+                <w:shd w:val="clear" w:color="auto" w:fill="auto"/>
                 <w:rFonts w:ascii="맑은 고딕" w:eastAsia="맑은 고딕" w:hAnsi="맑은 고딕" w:cs="NanumGothic" w:hint="eastAsia"/>
               </w:rPr>
-              <w:t>i</w:t>
-            </w:r>
-            <w:r>
-              <w:rPr>
-                <w:color w:val="000000"/>
-                <w:sz w:val="20"/>
-                <w:szCs w:val="20"/>
-                <w:shd w:val="clear"/>
-                <w:rFonts w:ascii="맑은 고딕" w:eastAsia="맑은 고딕" w:hAnsi="맑은 고딕" w:cs="NanumGothic" w:hint="eastAsia"/>
-              </w:rPr>
-              <w:t>ndex.html(20%</w:t>
+              <w:t>index.html(20%</w:t>
             </w:r>
             <w:r>
               <w:rPr>
                 <w:color w:val="7F7F7F"/>
                 <w:sz w:val="18"/>
                 <w:szCs w:val="18"/>
-                <w:shd w:val="clear"/>
+                <w:shd w:val="clear" w:color="auto" w:fill="auto"/>
                 <w:rFonts w:ascii="맑은 고딕" w:eastAsia="맑은 고딕" w:hAnsi="맑은 고딕" w:cs="NanumGothic" w:hint="eastAsia"/>
               </w:rPr>
               <w:t xml:space="preserve"> - 리뷰 팝업 부분 </w:t>
@@ -1057,7 +967,7 @@
                 <w:color w:val="7F7F7F"/>
                 <w:sz w:val="18"/>
                 <w:szCs w:val="18"/>
-                <w:shd w:val="clear"/>
+                <w:shd w:val="clear" w:color="auto" w:fill="auto"/>
                 <w:rFonts w:ascii="맑은 고딕" w:eastAsia="맑은 고딕" w:hAnsi="맑은 고딕" w:cs="NanumGothic" w:hint="eastAsia"/>
               </w:rPr>
               <w:t xml:space="preserve">코드 작업</w:t>
@@ -1066,7 +976,7 @@
               <w:rPr>
                 <w:sz w:val="20"/>
                 <w:szCs w:val="20"/>
-                <w:shd w:val="clear"/>
+                <w:shd w:val="clear" w:color="auto" w:fill="auto"/>
                 <w:rFonts w:ascii="맑은 고딕" w:eastAsia="맑은 고딕" w:hAnsi="맑은 고딕" w:hint="eastAsia"/>
               </w:rPr>
               <w:t>)</w:t>
@@ -1079,7 +989,7 @@
                 <w:color w:val="000000"/>
                 <w:sz w:val="20"/>
                 <w:szCs w:val="20"/>
-                <w:shd w:val="clear"/>
+                <w:shd w:val="clear" w:color="auto" w:fill="auto"/>
                 <w:rFonts w:ascii="맑은 고딕" w:eastAsia="맑은 고딕" w:hAnsi="맑은 고딕" w:cs="NanumGothic"/>
               </w:rPr>
             </w:pPr>
@@ -1087,7 +997,7 @@
               <w:rPr>
                 <w:sz w:val="20"/>
                 <w:szCs w:val="20"/>
-                <w:shd w:val="clear"/>
+                <w:shd w:val="clear" w:color="auto" w:fill="auto"/>
                 <w:rFonts w:ascii="맑은 고딕" w:eastAsia="맑은 고딕" w:hAnsi="맑은 고딕"/>
               </w:rPr>
               <w:t>review.html</w:t>
@@ -1097,7 +1007,7 @@
                 <w:color w:val="000000"/>
                 <w:sz w:val="20"/>
                 <w:szCs w:val="20"/>
-                <w:shd w:val="clear"/>
+                <w:shd w:val="clear" w:color="auto" w:fill="auto"/>
                 <w:rFonts w:ascii="맑은 고딕" w:eastAsia="맑은 고딕" w:hAnsi="맑은 고딕" w:cs="NanumGothic" w:hint="eastAsia"/>
               </w:rPr>
               <w:t>(100%)</w:t>
@@ -1110,7 +1020,38 @@
                 <w:color w:val="000000"/>
                 <w:sz w:val="20"/>
                 <w:szCs w:val="20"/>
-                <w:shd w:val="clear"/>
+                <w:shd w:val="clear" w:color="auto" w:fill="auto"/>
+                <w:rFonts w:ascii="맑은 고딕" w:eastAsia="맑은 고딕" w:hAnsi="맑은 고딕" w:cs="NanumGothic" w:hint="eastAsia"/>
+              </w:rPr>
+            </w:pPr>
+            <w:r>
+              <w:rPr>
+                <w:sz w:val="20"/>
+                <w:szCs w:val="20"/>
+                <w:shd w:val="clear" w:color="auto" w:fill="auto"/>
+                <w:rFonts w:ascii="맑은 고딕" w:eastAsia="맑은 고딕" w:hAnsi="맑은 고딕"/>
+              </w:rPr>
+              <w:t>review-write.html</w:t>
+            </w:r>
+            <w:r>
+              <w:rPr>
+                <w:color w:val="000000"/>
+                <w:sz w:val="20"/>
+                <w:szCs w:val="20"/>
+                <w:shd w:val="clear" w:color="auto" w:fill="auto"/>
+                <w:rFonts w:ascii="맑은 고딕" w:eastAsia="맑은 고딕" w:hAnsi="맑은 고딕" w:cs="NanumGothic" w:hint="eastAsia"/>
+              </w:rPr>
+              <w:t>(100%)</w:t>
+            </w:r>
+          </w:p>
+          <w:p>
+            <w:pPr>
+              <w:jc w:val="center"/>
+              <w:rPr>
+                <w:color w:val="000000"/>
+                <w:sz w:val="20"/>
+                <w:szCs w:val="20"/>
+                <w:shd w:val="clear" w:color="auto" w:fill="auto"/>
                 <w:rFonts w:ascii="맑은 고딕" w:eastAsia="맑은 고딕" w:hAnsi="맑은 고딕" w:cs="NanumGothic"/>
               </w:rPr>
             </w:pPr>
@@ -1119,93 +1060,10 @@
                 <w:color w:val="000000"/>
                 <w:sz w:val="20"/>
                 <w:szCs w:val="20"/>
-                <w:shd w:val="clear"/>
+                <w:shd w:val="clear" w:color="auto" w:fill="auto"/>
                 <w:rFonts w:ascii="맑은 고딕" w:eastAsia="맑은 고딕" w:hAnsi="맑은 고딕" w:cs="NanumGothic" w:hint="eastAsia"/>
               </w:rPr>
-              <w:t>review-hot.html(100%)</w:t>
-            </w:r>
-          </w:p>
-          <w:p>
-            <w:pPr>
-              <w:jc w:val="center"/>
-              <w:rPr>
-                <w:color w:val="000000"/>
-                <w:sz w:val="20"/>
-                <w:szCs w:val="20"/>
-                <w:shd w:val="clear"/>
-                <w:rFonts w:ascii="맑은 고딕" w:eastAsia="맑은 고딕" w:hAnsi="맑은 고딕" w:cs="NanumGothic" w:hint="eastAsia"/>
-              </w:rPr>
-            </w:pPr>
-            <w:r>
-              <w:rPr>
-                <w:sz w:val="20"/>
-                <w:szCs w:val="20"/>
-                <w:shd w:val="clear"/>
-                <w:rFonts w:ascii="맑은 고딕" w:eastAsia="맑은 고딕" w:hAnsi="맑은 고딕"/>
-              </w:rPr>
-              <w:t>review-write.html</w:t>
-            </w:r>
-            <w:r>
-              <w:rPr>
-                <w:color w:val="000000"/>
-                <w:sz w:val="20"/>
-                <w:szCs w:val="20"/>
-                <w:shd w:val="clear"/>
-                <w:rFonts w:ascii="맑은 고딕" w:eastAsia="맑은 고딕" w:hAnsi="맑은 고딕" w:cs="NanumGothic" w:hint="eastAsia"/>
-              </w:rPr>
-              <w:t>(100%)</w:t>
-            </w:r>
-          </w:p>
-          <w:p>
-            <w:pPr>
-              <w:jc w:val="center"/>
-              <w:rPr>
-                <w:color w:val="000000"/>
-                <w:sz w:val="20"/>
-                <w:szCs w:val="20"/>
-                <w:shd w:val="clear"/>
-                <w:rFonts w:ascii="맑은 고딕" w:eastAsia="맑은 고딕" w:hAnsi="맑은 고딕" w:cs="NanumGothic"/>
-              </w:rPr>
-            </w:pPr>
-            <w:r>
-              <w:rPr>
-                <w:color w:val="000000"/>
-                <w:sz w:val="20"/>
-                <w:szCs w:val="20"/>
-                <w:shd w:val="clear"/>
-                <w:rFonts w:ascii="맑은 고딕" w:eastAsia="맑은 고딕" w:hAnsi="맑은 고딕" w:cs="NanumGothic" w:hint="eastAsia"/>
-              </w:rPr>
-              <w:t xml:space="preserve">위 html에 대응하는 </w:t>
-            </w:r>
-            <w:r>
-              <w:rPr>
-                <w:color w:val="000000"/>
-                <w:sz w:val="20"/>
-                <w:szCs w:val="20"/>
-                <w:shd w:val="clear"/>
-                <w:rFonts w:ascii="맑은 고딕" w:eastAsia="맑은 고딕" w:hAnsi="맑은 고딕" w:cs="NanumGothic" w:hint="eastAsia"/>
-              </w:rPr>
-              <w:t>css(</w:t>
-            </w:r>
-            <w:r>
-              <w:rPr>
-                <w:color w:val="000000"/>
-                <w:sz w:val="20"/>
-                <w:szCs w:val="20"/>
-                <w:shd w:val="clear"/>
-                <w:rFonts w:ascii="맑은 고딕" w:eastAsia="맑은 고딕" w:hAnsi="맑은 고딕" w:cs="NanumGothic" w:hint="eastAsia"/>
-              </w:rPr>
-              <w:t>100</w:t>
-            </w:r>
-            <w:r>
-              <w:rPr>
-                <w:color w:val="000000"/>
-                <w:sz w:val="20"/>
-                <w:szCs w:val="20"/>
-                <w:shd w:val="clear"/>
-                <w:rFonts w:ascii="맑은 고딕" w:eastAsia="맑은 고딕" w:hAnsi="맑은 고딕" w:cs="NanumGothic" w:hint="eastAsia"/>
-              </w:rPr>
-              <w:t>%)</w:t>
+              <w:t xml:space="preserve">위 html에 대응하는 css(100%)</w:t>
             </w:r>
           </w:p>
         </w:tc>
@@ -1243,14 +1101,14 @@
               <w:rPr>
                 <w:sz w:val="21"/>
                 <w:szCs w:val="21"/>
-                <w:shd w:val="clear"/>
-              </w:rPr>
-            </w:pPr>
-            <w:r>
-              <w:rPr>
-                <w:sz w:val="21"/>
-                <w:szCs w:val="21"/>
-                <w:shd w:val="clear"/>
+                <w:shd w:val="clear" w:color="auto" w:fill="auto"/>
+              </w:rPr>
+            </w:pPr>
+            <w:r>
+              <w:rPr>
+                <w:sz w:val="21"/>
+                <w:szCs w:val="21"/>
+                <w:shd w:val="clear" w:color="auto" w:fill="auto"/>
                 <w:rFonts w:hint="eastAsia"/>
               </w:rPr>
               <w:t>팀원</w:t>
@@ -1267,7 +1125,7 @@
               <w:rPr>
                 <w:sz w:val="21"/>
                 <w:szCs w:val="21"/>
-                <w:shd w:val="clear"/>
+                <w:shd w:val="clear" w:color="auto" w:fill="auto"/>
               </w:rPr>
             </w:pPr>
           </w:p>
@@ -1286,7 +1144,7 @@
               <w:rPr>
                 <w:sz w:val="20"/>
                 <w:szCs w:val="20"/>
-                <w:shd w:val="clear"/>
+                <w:shd w:val="clear" w:color="auto" w:fill="auto"/>
                 <w:rFonts w:ascii="맑은 고딕" w:eastAsia="맑은 고딕" w:hAnsi="맑은 고딕"/>
               </w:rPr>
               <w:wordWrap w:val="1"/>
@@ -1327,14 +1185,14 @@
               <w:rPr>
                 <w:sz w:val="21"/>
                 <w:szCs w:val="21"/>
-                <w:shd w:val="clear"/>
-              </w:rPr>
-            </w:pPr>
-            <w:r>
-              <w:rPr>
-                <w:sz w:val="21"/>
-                <w:szCs w:val="21"/>
-                <w:shd w:val="clear"/>
+                <w:shd w:val="clear" w:color="auto" w:fill="auto"/>
+              </w:rPr>
+            </w:pPr>
+            <w:r>
+              <w:rPr>
+                <w:sz w:val="21"/>
+                <w:szCs w:val="21"/>
+                <w:shd w:val="clear" w:color="auto" w:fill="auto"/>
                 <w:rFonts w:hint="eastAsia"/>
               </w:rPr>
               <w:t>팀원</w:t>
@@ -1351,7 +1209,7 @@
               <w:rPr>
                 <w:sz w:val="21"/>
                 <w:szCs w:val="21"/>
-                <w:shd w:val="clear"/>
+                <w:shd w:val="clear" w:color="auto" w:fill="auto"/>
               </w:rPr>
             </w:pPr>
           </w:p>
@@ -1370,7 +1228,7 @@
               <w:rPr>
                 <w:sz w:val="20"/>
                 <w:szCs w:val="20"/>
-                <w:shd w:val="clear"/>
+                <w:shd w:val="clear" w:color="auto" w:fill="auto"/>
                 <w:rFonts w:ascii="맑은 고딕" w:eastAsia="맑은 고딕" w:hAnsi="맑은 고딕"/>
               </w:rPr>
               <w:wordWrap w:val="1"/>
@@ -1397,15 +1255,15 @@
                 <w:b w:val="1"/>
                 <w:sz w:val="21"/>
                 <w:szCs w:val="21"/>
-                <w:shd w:val="clear"/>
-              </w:rPr>
-            </w:pPr>
-            <w:r>
-              <w:rPr>
-                <w:b w:val="1"/>
-                <w:sz w:val="21"/>
-                <w:szCs w:val="21"/>
-                <w:shd w:val="clear"/>
+                <w:shd w:val="clear" w:color="auto" w:fill="auto"/>
+              </w:rPr>
+            </w:pPr>
+            <w:r>
+              <w:rPr>
+                <w:b w:val="1"/>
+                <w:sz w:val="21"/>
+                <w:szCs w:val="21"/>
+                <w:shd w:val="clear" w:color="auto" w:fill="auto"/>
                 <w:rFonts w:hint="eastAsia"/>
               </w:rPr>
               <w:t xml:space="preserve">과제 수행</w:t>
@@ -1418,15 +1276,15 @@
                 <w:b w:val="1"/>
                 <w:sz w:val="21"/>
                 <w:szCs w:val="21"/>
-                <w:shd w:val="clear"/>
-              </w:rPr>
-            </w:pPr>
-            <w:r>
-              <w:rPr>
-                <w:b w:val="1"/>
-                <w:sz w:val="21"/>
-                <w:szCs w:val="21"/>
-                <w:shd w:val="clear"/>
+                <w:shd w:val="clear" w:color="auto" w:fill="auto"/>
+              </w:rPr>
+            </w:pPr>
+            <w:r>
+              <w:rPr>
+                <w:b w:val="1"/>
+                <w:sz w:val="21"/>
+                <w:szCs w:val="21"/>
+                <w:shd w:val="clear" w:color="auto" w:fill="auto"/>
                 <w:rFonts w:hint="eastAsia"/>
               </w:rPr>
               <w:t>내용</w:t>
@@ -1446,15 +1304,15 @@
                 <w:b w:val="1"/>
                 <w:sz w:val="21"/>
                 <w:szCs w:val="21"/>
-                <w:shd w:val="clear"/>
-              </w:rPr>
-            </w:pPr>
-            <w:r>
-              <w:rPr>
-                <w:b w:val="1"/>
-                <w:sz w:val="21"/>
-                <w:szCs w:val="21"/>
-                <w:shd w:val="clear"/>
+                <w:shd w:val="clear" w:color="auto" w:fill="auto"/>
+              </w:rPr>
+            </w:pPr>
+            <w:r>
+              <w:rPr>
+                <w:b w:val="1"/>
+                <w:sz w:val="21"/>
+                <w:szCs w:val="21"/>
+                <w:shd w:val="clear" w:color="auto" w:fill="auto"/>
                 <w:rFonts w:hint="eastAsia"/>
               </w:rPr>
               <w:t>주제</w:t>
@@ -1472,14 +1330,14 @@
               <w:rPr>
                 <w:sz w:val="20"/>
                 <w:szCs w:val="20"/>
-                <w:shd w:val="clear"/>
-              </w:rPr>
-            </w:pPr>
-            <w:r>
-              <w:rPr>
-                <w:sz w:val="21"/>
-                <w:szCs w:val="21"/>
-                <w:shd w:val="clear"/>
+                <w:shd w:val="clear" w:color="auto" w:fill="auto"/>
+              </w:rPr>
+            </w:pPr>
+            <w:r>
+              <w:rPr>
+                <w:sz w:val="21"/>
+                <w:szCs w:val="21"/>
+                <w:shd w:val="clear" w:color="auto" w:fill="auto"/>
               </w:rPr>
               <w:t xml:space="preserve">공연예술 정보/예매 중개 사이트 “베리티켓”</w:t>
             </w:r>
@@ -1513,15 +1371,15 @@
                 <w:b w:val="1"/>
                 <w:sz w:val="21"/>
                 <w:szCs w:val="21"/>
-                <w:shd w:val="clear"/>
-              </w:rPr>
-            </w:pPr>
-            <w:r>
-              <w:rPr>
-                <w:b w:val="1"/>
-                <w:sz w:val="21"/>
-                <w:szCs w:val="21"/>
-                <w:shd w:val="clear"/>
+                <w:shd w:val="clear" w:color="auto" w:fill="auto"/>
+              </w:rPr>
+            </w:pPr>
+            <w:r>
+              <w:rPr>
+                <w:b w:val="1"/>
+                <w:sz w:val="21"/>
+                <w:szCs w:val="21"/>
+                <w:shd w:val="clear" w:color="auto" w:fill="auto"/>
                 <w:rFonts w:hint="eastAsia"/>
               </w:rPr>
               <w:t xml:space="preserve">주요 결과물</w:t>
@@ -1539,14 +1397,14 @@
               <w:rPr>
                 <w:sz w:val="21"/>
                 <w:szCs w:val="21"/>
-                <w:shd w:val="clear"/>
-              </w:rPr>
-            </w:pPr>
-            <w:r>
-              <w:rPr>
-                <w:sz w:val="21"/>
-                <w:szCs w:val="21"/>
-                <w:shd w:val="clear"/>
+                <w:shd w:val="clear" w:color="auto" w:fill="auto"/>
+              </w:rPr>
+            </w:pPr>
+            <w:r>
+              <w:rPr>
+                <w:sz w:val="21"/>
+                <w:szCs w:val="21"/>
+                <w:shd w:val="clear" w:color="auto" w:fill="auto"/>
               </w:rPr>
               <w:t>Html</w:t>
             </w:r>
@@ -1554,7 +1412,7 @@
               <w:rPr>
                 <w:sz w:val="21"/>
                 <w:szCs w:val="21"/>
-                <w:shd w:val="clear"/>
+                <w:shd w:val="clear" w:color="auto" w:fill="auto"/>
                 <w:rFonts w:hint="eastAsia"/>
               </w:rPr>
               <w:t>/</w:t>
@@ -1563,7 +1421,7 @@
               <w:rPr>
                 <w:sz w:val="21"/>
                 <w:szCs w:val="21"/>
-                <w:shd w:val="clear"/>
+                <w:shd w:val="clear" w:color="auto" w:fill="auto"/>
               </w:rPr>
               <w:t xml:space="preserve">css로 구성된 웹사이트 목업</w:t>
             </w:r>
@@ -1588,15 +1446,15 @@
                 <w:b w:val="1"/>
                 <w:sz w:val="21"/>
                 <w:szCs w:val="21"/>
-                <w:shd w:val="clear"/>
-              </w:rPr>
-            </w:pPr>
-            <w:r>
-              <w:rPr>
-                <w:b w:val="1"/>
-                <w:sz w:val="21"/>
-                <w:szCs w:val="21"/>
-                <w:shd w:val="clear"/>
+                <w:shd w:val="clear" w:color="auto" w:fill="auto"/>
+              </w:rPr>
+            </w:pPr>
+            <w:r>
+              <w:rPr>
+                <w:b w:val="1"/>
+                <w:sz w:val="21"/>
+                <w:szCs w:val="21"/>
+                <w:shd w:val="clear" w:color="auto" w:fill="auto"/>
                 <w:rFonts w:hint="eastAsia"/>
               </w:rPr>
               <w:t>프로젝트</w:t>
@@ -1606,7 +1464,7 @@
                 <w:b w:val="1"/>
                 <w:sz w:val="21"/>
                 <w:szCs w:val="21"/>
-                <w:shd w:val="clear"/>
+                <w:shd w:val="clear" w:color="auto" w:fill="auto"/>
               </w:rPr>
               <w:br/>
             </w:r>
@@ -1615,7 +1473,7 @@
                 <w:b w:val="1"/>
                 <w:sz w:val="21"/>
                 <w:szCs w:val="21"/>
-                <w:shd w:val="clear"/>
+                <w:shd w:val="clear" w:color="auto" w:fill="auto"/>
                 <w:rFonts w:hint="eastAsia"/>
               </w:rPr>
               <w:t xml:space="preserve">기획 의도</w:t>
@@ -1634,15 +1492,15 @@
                 <w:color w:val="000000"/>
                 <w:sz w:val="20"/>
                 <w:szCs w:val="20"/>
-                <w:shd w:val="clear"/>
-              </w:rPr>
-            </w:pPr>
-            <w:r>
-              <w:rPr>
-                <w:color w:val="000000"/>
-                <w:sz w:val="20"/>
-                <w:szCs w:val="20"/>
-                <w:shd w:val="clear"/>
+                <w:shd w:val="clear" w:color="auto" w:fill="auto"/>
+              </w:rPr>
+            </w:pPr>
+            <w:r>
+              <w:rPr>
+                <w:color w:val="000000"/>
+                <w:sz w:val="20"/>
+                <w:szCs w:val="20"/>
+                <w:shd w:val="clear" w:color="auto" w:fill="auto"/>
                 <w:rFonts w:hint="eastAsia"/>
               </w:rPr>
               <w:t xml:space="preserve">연극, 뮤지컬 등 공연예술에 관심 있는 사람들이 작품 정보와 예매(가격 비교 정보 등) </w:t>
@@ -1652,7 +1510,7 @@
                 <w:color w:val="000000"/>
                 <w:sz w:val="20"/>
                 <w:szCs w:val="20"/>
-                <w:shd w:val="clear"/>
+                <w:shd w:val="clear" w:color="auto" w:fill="auto"/>
                 <w:rFonts w:hint="eastAsia"/>
               </w:rPr>
               <w:t xml:space="preserve">정보를 여러 사이트를 들를 필요 없이 한눈에 알 수 있도록, 극의 정보 및 후기, 그리고 </w:t>
@@ -1662,7 +1520,7 @@
                 <w:color w:val="000000"/>
                 <w:sz w:val="20"/>
                 <w:szCs w:val="20"/>
-                <w:shd w:val="clear"/>
+                <w:shd w:val="clear" w:color="auto" w:fill="auto"/>
                 <w:rFonts w:hint="eastAsia"/>
               </w:rPr>
               <w:t xml:space="preserve">각 예매 사이트 및 가격 정보를 알려주는 올인원 중개사이트</w:t>
@@ -1689,15 +1547,15 @@
                 <w:b w:val="1"/>
                 <w:sz w:val="21"/>
                 <w:szCs w:val="21"/>
-                <w:shd w:val="clear"/>
-              </w:rPr>
-            </w:pPr>
-            <w:r>
-              <w:rPr>
-                <w:b w:val="1"/>
-                <w:sz w:val="21"/>
-                <w:szCs w:val="21"/>
-                <w:shd w:val="clear"/>
+                <w:shd w:val="clear" w:color="auto" w:fill="auto"/>
+              </w:rPr>
+            </w:pPr>
+            <w:r>
+              <w:rPr>
+                <w:b w:val="1"/>
+                <w:sz w:val="21"/>
+                <w:szCs w:val="21"/>
+                <w:shd w:val="clear" w:color="auto" w:fill="auto"/>
                 <w:rFonts w:hint="eastAsia"/>
               </w:rPr>
               <w:t xml:space="preserve">참고 자료</w:t>
@@ -1711,15 +1569,15 @@
                 <w:b w:val="1"/>
                 <w:sz w:val="21"/>
                 <w:szCs w:val="21"/>
-                <w:shd w:val="clear"/>
-              </w:rPr>
-            </w:pPr>
-            <w:r>
-              <w:rPr>
-                <w:b w:val="1"/>
-                <w:sz w:val="21"/>
-                <w:szCs w:val="21"/>
-                <w:shd w:val="clear"/>
+                <w:shd w:val="clear" w:color="auto" w:fill="auto"/>
+              </w:rPr>
+            </w:pPr>
+            <w:r>
+              <w:rPr>
+                <w:b w:val="1"/>
+                <w:sz w:val="21"/>
+                <w:szCs w:val="21"/>
+                <w:shd w:val="clear" w:color="auto" w:fill="auto"/>
                 <w:rFonts w:hint="eastAsia"/>
               </w:rPr>
               <w:t xml:space="preserve">조사 내용</w:t>
@@ -1738,16 +1596,16 @@
                 <w:color w:val="000000"/>
                 <w:sz w:val="20"/>
                 <w:szCs w:val="20"/>
-                <w:shd w:val="clear"/>
-                <w:rFonts w:ascii="나눔바른고딕" w:eastAsia="나눔바른고딕" w:hAnsi="나눔바른고딕" w:cs="나눔바른고딕"/>
-              </w:rPr>
-            </w:pPr>
-            <w:r>
-              <w:rPr>
-                <w:color w:val="000000"/>
-                <w:sz w:val="20"/>
-                <w:szCs w:val="20"/>
-                <w:shd w:val="clear"/>
+                <w:shd w:val="clear" w:color="auto" w:fill="auto"/>
+                <w:rFonts w:ascii="나눔바른고딕" w:eastAsia="나눔바른고딕" w:hAnsi="나눔바른고딕" w:cs="나눔바른고딕"/>
+              </w:rPr>
+            </w:pPr>
+            <w:r>
+              <w:rPr>
+                <w:color w:val="000000"/>
+                <w:sz w:val="20"/>
+                <w:szCs w:val="20"/>
+                <w:shd w:val="clear" w:color="auto" w:fill="auto"/>
                 <w:rFonts w:ascii="나눔바른고딕" w:eastAsia="나눔바른고딕" w:hAnsi="나눔바른고딕" w:cs="나눔바른고딕" w:hint="eastAsia"/>
               </w:rPr>
               <w:t xml:space="preserve">- </w:t>
@@ -1758,7 +1616,7 @@
                 <w:color w:val="000000"/>
                 <w:sz w:val="20"/>
                 <w:szCs w:val="20"/>
-                <w:shd w:val="clear"/>
+                <w:shd w:val="clear" w:color="auto" w:fill="auto"/>
                 <w:rFonts w:ascii="나눔바른고딕" w:eastAsia="나눔바른고딕" w:hAnsi="나눔바른고딕" w:cs="나눔바른고딕" w:hint="eastAsia"/>
               </w:rPr>
               <w:t xml:space="preserve">네이버 항공권</w:t>
@@ -1768,7 +1626,7 @@
                 <w:color w:val="000000"/>
                 <w:sz w:val="20"/>
                 <w:szCs w:val="20"/>
-                <w:shd w:val="clear"/>
+                <w:shd w:val="clear" w:color="auto" w:fill="auto"/>
                 <w:rFonts w:ascii="나눔바른고딕" w:eastAsia="나눔바른고딕" w:hAnsi="나눔바른고딕" w:cs="나눔바른고딕" w:hint="eastAsia"/>
               </w:rPr>
               <w:t>(</w:t>
@@ -1778,7 +1636,7 @@
                 <w:color w:val="000000"/>
                 <w:sz w:val="20"/>
                 <w:szCs w:val="20"/>
-                <w:shd w:val="clear"/>
+                <w:shd w:val="clear" w:color="auto" w:fill="auto"/>
                 <w:rFonts w:ascii="나눔바른고딕" w:eastAsia="나눔바른고딕" w:hAnsi="나눔바른고딕" w:cs="나눔바른고딕"/>
               </w:rPr>
               <w:t xml:space="preserve">https://flight.naver.com/): 사이트 기능 및 정체성(중개 사이트)</w:t>
@@ -1787,7 +1645,7 @@
               <w:rPr>
                 <w:sz w:val="20"/>
                 <w:szCs w:val="20"/>
-                <w:shd w:val="clear"/>
+                <w:shd w:val="clear" w:color="auto" w:fill="auto"/>
                 <w:rFonts w:ascii="나눔바른고딕" w:eastAsia="나눔바른고딕" w:hAnsi="나눔바른고딕" w:cs="나눔바른고딕"/>
               </w:rPr>
               <w:br/>
@@ -1797,7 +1655,7 @@
                 <w:color w:val="000000"/>
                 <w:sz w:val="20"/>
                 <w:szCs w:val="20"/>
-                <w:shd w:val="clear"/>
+                <w:shd w:val="clear" w:color="auto" w:fill="auto"/>
                 <w:rFonts w:ascii="나눔바른고딕" w:eastAsia="나눔바른고딕" w:hAnsi="나눔바른고딕" w:cs="나눔바른고딕"/>
               </w:rPr>
               <w:t xml:space="preserve">- </w:t>
@@ -1808,7 +1666,7 @@
                 <w:color w:val="000000"/>
                 <w:sz w:val="20"/>
                 <w:szCs w:val="20"/>
-                <w:shd w:val="clear"/>
+                <w:shd w:val="clear" w:color="auto" w:fill="auto"/>
                 <w:rFonts w:ascii="나눔바른고딕" w:eastAsia="나눔바른고딕" w:hAnsi="나눔바른고딕" w:cs="나눔바른고딕"/>
               </w:rPr>
               <w:t>타임티켓(</w:t>
@@ -1818,7 +1676,7 @@
                 <w:color w:val="000000"/>
                 <w:sz w:val="20"/>
                 <w:szCs w:val="20"/>
-                <w:shd w:val="clear"/>
+                <w:shd w:val="clear" w:color="auto" w:fill="auto"/>
                 <w:rFonts w:ascii="나눔바른고딕" w:eastAsia="나눔바른고딕" w:hAnsi="나눔바른고딕" w:cs="나눔바른고딕"/>
               </w:rPr>
               <w:t xml:space="preserve">https://timeticket.co.kr/): 메인 기능(공연예술 정보 열람 및 예매), UI </w:t>
@@ -1828,7 +1686,7 @@
                 <w:color w:val="000000"/>
                 <w:sz w:val="20"/>
                 <w:szCs w:val="20"/>
-                <w:shd w:val="clear"/>
+                <w:shd w:val="clear" w:color="auto" w:fill="auto"/>
                 <w:rFonts w:ascii="나눔바른고딕" w:eastAsia="나눔바른고딕" w:hAnsi="나눔바른고딕" w:cs="나눔바른고딕"/>
               </w:rPr>
               <w:t>디자인</w:t>
@@ -1840,16 +1698,16 @@
                 <w:color w:val="000000"/>
                 <w:sz w:val="20"/>
                 <w:szCs w:val="20"/>
-                <w:shd w:val="clear"/>
-                <w:rFonts w:ascii="나눔바른고딕" w:eastAsia="나눔바른고딕" w:hAnsi="나눔바른고딕" w:cs="나눔바른고딕"/>
-              </w:rPr>
-            </w:pPr>
-            <w:r>
-              <w:rPr>
-                <w:color w:val="000000"/>
-                <w:sz w:val="20"/>
-                <w:szCs w:val="20"/>
-                <w:shd w:val="clear"/>
+                <w:shd w:val="clear" w:color="auto" w:fill="auto"/>
+                <w:rFonts w:ascii="나눔바른고딕" w:eastAsia="나눔바른고딕" w:hAnsi="나눔바른고딕" w:cs="나눔바른고딕"/>
+              </w:rPr>
+            </w:pPr>
+            <w:r>
+              <w:rPr>
+                <w:color w:val="000000"/>
+                <w:sz w:val="20"/>
+                <w:szCs w:val="20"/>
+                <w:shd w:val="clear" w:color="auto" w:fill="auto"/>
                 <w:rFonts w:ascii="나눔바른고딕" w:eastAsia="나눔바른고딕" w:hAnsi="나눔바른고딕" w:cs="나눔바른고딕"/>
               </w:rPr>
               <w:t xml:space="preserve">- </w:t>
@@ -1860,7 +1718,7 @@
                 <w:color w:val="000000"/>
                 <w:sz w:val="20"/>
                 <w:szCs w:val="20"/>
-                <w:shd w:val="clear"/>
+                <w:shd w:val="clear" w:color="auto" w:fill="auto"/>
                 <w:rFonts w:ascii="나눔바른고딕" w:eastAsia="나눔바른고딕" w:hAnsi="나눔바른고딕" w:cs="나눔바른고딕"/>
               </w:rPr>
               <w:t>왓챠피디아(</w:t>
@@ -1870,7 +1728,7 @@
                 <w:color w:val="000000"/>
                 <w:sz w:val="20"/>
                 <w:szCs w:val="20"/>
-                <w:shd w:val="clear"/>
+                <w:shd w:val="clear" w:color="auto" w:fill="auto"/>
                 <w:rFonts w:ascii="나눔바른고딕" w:eastAsia="나눔바른고딕" w:hAnsi="나눔바른고딕" w:cs="나눔바른고딕"/>
               </w:rPr>
               <w:t xml:space="preserve">https://pedia.watcha.com/ko): 리뷰 기능, UI 디자인</w:t>
@@ -1883,16 +1741,16 @@
                 <w:color w:val="000000"/>
                 <w:sz w:val="20"/>
                 <w:szCs w:val="20"/>
-                <w:shd w:val="clear"/>
-                <w:rFonts w:ascii="나눔바른고딕" w:eastAsia="나눔바른고딕" w:hAnsi="나눔바른고딕" w:cs="나눔바른고딕"/>
-              </w:rPr>
-            </w:pPr>
-            <w:r>
-              <w:rPr>
-                <w:color w:val="000000"/>
-                <w:sz w:val="20"/>
-                <w:szCs w:val="20"/>
-                <w:shd w:val="clear"/>
+                <w:shd w:val="clear" w:color="auto" w:fill="auto"/>
+                <w:rFonts w:ascii="나눔바른고딕" w:eastAsia="나눔바른고딕" w:hAnsi="나눔바른고딕" w:cs="나눔바른고딕"/>
+              </w:rPr>
+            </w:pPr>
+            <w:r>
+              <w:rPr>
+                <w:color w:val="000000"/>
+                <w:sz w:val="20"/>
+                <w:szCs w:val="20"/>
+                <w:shd w:val="clear" w:color="auto" w:fill="auto"/>
                 <w:rFonts w:ascii="나눔바른고딕" w:eastAsia="나눔바른고딕" w:hAnsi="나눔바른고딕" w:cs="나눔바른고딕"/>
               </w:rPr>
               <w:t xml:space="preserve">- </w:t>
@@ -1903,7 +1761,7 @@
                 <w:color w:val="000000"/>
                 <w:sz w:val="20"/>
                 <w:szCs w:val="20"/>
-                <w:shd w:val="clear"/>
+                <w:shd w:val="clear" w:color="auto" w:fill="auto"/>
                 <w:rFonts w:ascii="나눔바른고딕" w:eastAsia="나눔바른고딕" w:hAnsi="나눔바른고딕" w:cs="나눔바른고딕"/>
               </w:rPr>
               <w:t>NOL티켓(</w:t>
@@ -1913,7 +1771,7 @@
                 <w:color w:val="000000"/>
                 <w:sz w:val="20"/>
                 <w:szCs w:val="20"/>
-                <w:shd w:val="clear"/>
+                <w:shd w:val="clear" w:color="auto" w:fill="auto"/>
                 <w:rFonts w:ascii="나눔바른고딕" w:eastAsia="나눔바른고딕" w:hAnsi="나눔바른고딕" w:cs="나눔바른고딕"/>
               </w:rPr>
               <w:t>https://nol.yanolja.com/</w:t>
@@ -1924,7 +1782,7 @@
                 <w:color w:val="000000"/>
                 <w:sz w:val="20"/>
                 <w:szCs w:val="20"/>
-                <w:shd w:val="clear"/>
+                <w:shd w:val="clear" w:color="auto" w:fill="auto"/>
                 <w:rFonts w:ascii="나눔바른고딕" w:eastAsia="나눔바른고딕" w:hAnsi="나눔바른고딕" w:cs="나눔바른고딕"/>
               </w:rPr>
               <w:t>)</w:t>
@@ -1934,7 +1792,7 @@
                 <w:color w:val="000000"/>
                 <w:sz w:val="20"/>
                 <w:szCs w:val="20"/>
-                <w:shd w:val="clear"/>
+                <w:shd w:val="clear" w:color="auto" w:fill="auto"/>
                 <w:rFonts w:ascii="나눔바른고딕" w:eastAsia="나눔바른고딕" w:hAnsi="나눔바른고딕" w:cs="나눔바른고딕"/>
               </w:rPr>
               <w:t xml:space="preserve">: 메인 페이지 디자인</w:t>
@@ -1946,7 +1804,7 @@
                 <w:color w:val="000000"/>
                 <w:sz w:val="21"/>
                 <w:szCs w:val="21"/>
-                <w:shd w:val="clear"/>
+                <w:shd w:val="clear" w:color="auto" w:fill="auto"/>
               </w:rPr>
             </w:pPr>
           </w:p>
@@ -1970,15 +1828,15 @@
                 <w:b w:val="1"/>
                 <w:sz w:val="21"/>
                 <w:szCs w:val="21"/>
-                <w:shd w:val="clear"/>
-              </w:rPr>
-            </w:pPr>
-            <w:r>
-              <w:rPr>
-                <w:b w:val="1"/>
-                <w:sz w:val="21"/>
-                <w:szCs w:val="21"/>
-                <w:shd w:val="clear"/>
+                <w:shd w:val="clear" w:color="auto" w:fill="auto"/>
+              </w:rPr>
+            </w:pPr>
+            <w:r>
+              <w:rPr>
+                <w:b w:val="1"/>
+                <w:sz w:val="21"/>
+                <w:szCs w:val="21"/>
+                <w:shd w:val="clear" w:color="auto" w:fill="auto"/>
                 <w:rFonts w:hint="eastAsia"/>
               </w:rPr>
               <w:t xml:space="preserve">세부 결과물</w:t>
@@ -1991,15 +1849,15 @@
                 <w:b w:val="1"/>
                 <w:sz w:val="21"/>
                 <w:szCs w:val="21"/>
-                <w:shd w:val="clear"/>
-              </w:rPr>
-            </w:pPr>
-            <w:r>
-              <w:rPr>
-                <w:b w:val="1"/>
-                <w:sz w:val="21"/>
-                <w:szCs w:val="21"/>
-                <w:shd w:val="clear"/>
+                <w:shd w:val="clear" w:color="auto" w:fill="auto"/>
+              </w:rPr>
+            </w:pPr>
+            <w:r>
+              <w:rPr>
+                <w:b w:val="1"/>
+                <w:sz w:val="21"/>
+                <w:szCs w:val="21"/>
+                <w:shd w:val="clear" w:color="auto" w:fill="auto"/>
                 <w:rFonts w:hint="eastAsia"/>
               </w:rPr>
               <w:t>설명</w:t>
@@ -2021,7 +1879,7 @@
                 <w:color w:val="000000"/>
                 <w:sz w:val="20"/>
                 <w:szCs w:val="20"/>
-                <w:shd w:val="clear"/>
+                <w:shd w:val="clear" w:color="auto" w:fill="auto"/>
                 <w:rFonts w:ascii="나눔바른고딕" w:eastAsia="나눔바른고딕" w:hAnsi="나눔바른고딕" w:cs="나눔바른고딕"/>
               </w:rPr>
             </w:pPr>
@@ -2033,7 +1891,7 @@
                 <w:color w:val="000000"/>
                 <w:sz w:val="20"/>
                 <w:szCs w:val="20"/>
-                <w:shd w:val="clear"/>
+                <w:shd w:val="clear" w:color="auto" w:fill="auto"/>
                 <w:rFonts w:ascii="나눔바른고딕" w:eastAsia="나눔바른고딕" w:hAnsi="나눔바른고딕" w:cs="나눔바른고딕"/>
               </w:rPr>
               <w:t xml:space="preserve">[파일 구조]</w:t>
@@ -2048,7 +1906,7 @@
                 <w:color w:val="000000"/>
                 <w:sz w:val="20"/>
                 <w:szCs w:val="20"/>
-                <w:shd w:val="clear"/>
+                <w:shd w:val="clear" w:color="auto" w:fill="auto"/>
                 <w:rFonts w:ascii="나눔바른고딕" w:eastAsia="나눔바른고딕" w:hAnsi="나눔바른고딕" w:cs="나눔바른고딕"/>
               </w:rPr>
             </w:pPr>
@@ -2060,7 +1918,7 @@
                 <w:color w:val="000000"/>
                 <w:sz w:val="20"/>
                 <w:szCs w:val="20"/>
-                <w:shd w:val="clear"/>
+                <w:shd w:val="clear" w:color="auto" w:fill="auto"/>
                 <w:rFonts w:ascii="나눔바른고딕" w:eastAsia="나눔바른고딕" w:hAnsi="나눔바른고딕" w:cs="나눔바른고딕"/>
               </w:rPr>
               <w:t>Project</w:t>
@@ -2075,7 +1933,7 @@
                 <w:color w:val="000000"/>
                 <w:sz w:val="20"/>
                 <w:szCs w:val="20"/>
-                <w:shd w:val="clear"/>
+                <w:shd w:val="clear" w:color="auto" w:fill="auto"/>
                 <w:rFonts w:ascii="나눔바른고딕" w:eastAsia="나눔바른고딕" w:hAnsi="나눔바른고딕" w:cs="나눔바른고딕"/>
               </w:rPr>
             </w:pPr>
@@ -2087,12 +1945,14 @@
                 <w:color w:val="000000"/>
                 <w:sz w:val="20"/>
                 <w:szCs w:val="20"/>
-                <w:shd w:val="clear"/>
-                <w:rFonts w:ascii="나눔바른고딕" w:eastAsia="나눔바른고딕" w:hAnsi="나눔바른고딕" w:cs="나눔바른고딕"/>
-              </w:rPr>
-              <w:t>├─</w:t>
-            </w:r>
-            <w:r>
+                <w:shd w:val="clear" w:color="auto" w:fill="auto"/>
+                <w:rFonts w:ascii="나눔바른고딕" w:eastAsia="나눔바른고딕" w:hAnsi="나눔바른고딕" w:cs="나눔바른고딕"/>
+              </w:rPr>
+              <w:t xml:space="preserve">├─res (리소스 폴더)</w:t>
+            </w:r>
+          </w:p>
+          <w:p>
+            <w:pPr>
               <w:rPr>
                 <w:spacing w:val="0"/>
                 <w:i w:val="0"/>
@@ -2100,14 +1960,11 @@
                 <w:color w:val="000000"/>
                 <w:sz w:val="20"/>
                 <w:szCs w:val="20"/>
-                <w:shd w:val="clear"/>
-                <w:rFonts w:ascii="나눔바른고딕" w:eastAsia="나눔바른고딕" w:hAnsi="나눔바른고딕" w:cs="나눔바른고딕"/>
-              </w:rPr>
-              <w:t xml:space="preserve">res (리소스 폴더)</w:t>
-            </w:r>
-          </w:p>
-          <w:p>
-            <w:pPr>
+                <w:shd w:val="clear" w:color="auto" w:fill="auto"/>
+                <w:rFonts w:ascii="나눔바른고딕" w:eastAsia="나눔바른고딕" w:hAnsi="나눔바른고딕" w:cs="나눔바른고딕"/>
+              </w:rPr>
+            </w:pPr>
+            <w:r>
               <w:rPr>
                 <w:spacing w:val="0"/>
                 <w:i w:val="0"/>
@@ -2115,11 +1972,14 @@
                 <w:color w:val="000000"/>
                 <w:sz w:val="20"/>
                 <w:szCs w:val="20"/>
-                <w:shd w:val="clear"/>
-                <w:rFonts w:ascii="나눔바른고딕" w:eastAsia="나눔바른고딕" w:hAnsi="나눔바른고딕" w:cs="나눔바른고딕"/>
-              </w:rPr>
-            </w:pPr>
-            <w:r>
+                <w:shd w:val="clear" w:color="auto" w:fill="auto"/>
+                <w:rFonts w:ascii="나눔바른고딕" w:eastAsia="나눔바른고딕" w:hAnsi="나눔바른고딕" w:cs="나눔바른고딕"/>
+              </w:rPr>
+              <w:t>│</w:t>
+            </w:r>
+          </w:p>
+          <w:p>
+            <w:pPr>
               <w:rPr>
                 <w:spacing w:val="0"/>
                 <w:i w:val="0"/>
@@ -2127,14 +1987,11 @@
                 <w:color w:val="000000"/>
                 <w:sz w:val="20"/>
                 <w:szCs w:val="20"/>
-                <w:shd w:val="clear"/>
-                <w:rFonts w:ascii="나눔바른고딕" w:eastAsia="나눔바른고딕" w:hAnsi="나눔바른고딕" w:cs="나눔바른고딕"/>
-              </w:rPr>
-              <w:t>│</w:t>
-            </w:r>
-          </w:p>
-          <w:p>
-            <w:pPr>
+                <w:shd w:val="clear" w:color="auto" w:fill="auto"/>
+                <w:rFonts w:ascii="나눔바른고딕" w:eastAsia="나눔바른고딕" w:hAnsi="나눔바른고딕" w:cs="나눔바른고딕"/>
+              </w:rPr>
+            </w:pPr>
+            <w:r>
               <w:rPr>
                 <w:spacing w:val="0"/>
                 <w:i w:val="0"/>
@@ -2142,11 +1999,27 @@
                 <w:color w:val="000000"/>
                 <w:sz w:val="20"/>
                 <w:szCs w:val="20"/>
-                <w:shd w:val="clear"/>
-                <w:rFonts w:ascii="나눔바른고딕" w:eastAsia="나눔바른고딕" w:hAnsi="나눔바른고딕" w:cs="나눔바른고딕"/>
-              </w:rPr>
-            </w:pPr>
-            <w:r>
+                <w:shd w:val="clear" w:color="auto" w:fill="auto"/>
+                <w:rFonts w:ascii="나눔바른고딕" w:eastAsia="나눔바른고딕" w:hAnsi="나눔바른고딕" w:cs="나눔바른고딕"/>
+              </w:rPr>
+              <w:t xml:space="preserve">│  index.html </w:t>
+            </w:r>
+            <w:r>
+              <w:rPr>
+                <w:spacing w:val="0"/>
+                <w:i w:val="0"/>
+                <w:b w:val="1"/>
+                <w:color w:val="000000"/>
+                <w:sz w:val="20"/>
+                <w:szCs w:val="20"/>
+                <w:shd w:val="clear" w:color="auto" w:fill="auto"/>
+                <w:rFonts w:ascii="나눔바른고딕" w:eastAsia="나눔바른고딕" w:hAnsi="나눔바른고딕" w:cs="나눔바른고딕"/>
+              </w:rPr>
+              <w:t xml:space="preserve">(메인 페이지)</w:t>
+            </w:r>
+          </w:p>
+          <w:p>
+            <w:pPr>
               <w:rPr>
                 <w:spacing w:val="0"/>
                 <w:i w:val="0"/>
@@ -2154,11 +2027,10 @@
                 <w:color w:val="000000"/>
                 <w:sz w:val="20"/>
                 <w:szCs w:val="20"/>
-                <w:shd w:val="clear"/>
-                <w:rFonts w:ascii="나눔바른고딕" w:eastAsia="나눔바른고딕" w:hAnsi="나눔바른고딕" w:cs="나눔바른고딕"/>
-              </w:rPr>
-              <w:t xml:space="preserve">│  index.</w:t>
-            </w:r>
+                <w:shd w:val="clear" w:color="auto" w:fill="auto"/>
+                <w:rFonts w:ascii="나눔바른고딕" w:eastAsia="나눔바른고딕" w:hAnsi="나눔바른고딕" w:cs="나눔바른고딕"/>
+              </w:rPr>
+            </w:pPr>
             <w:r>
               <w:rPr>
                 <w:spacing w:val="0"/>
@@ -2167,10 +2039,10 @@
                 <w:color w:val="000000"/>
                 <w:sz w:val="20"/>
                 <w:szCs w:val="20"/>
-                <w:shd w:val="clear"/>
-                <w:rFonts w:ascii="나눔바른고딕" w:eastAsia="나눔바른고딕" w:hAnsi="나눔바른고딕" w:cs="나눔바른고딕"/>
-              </w:rPr>
-              <w:t xml:space="preserve">html </w:t>
+                <w:shd w:val="clear" w:color="auto" w:fill="auto"/>
+                <w:rFonts w:ascii="나눔바른고딕" w:eastAsia="나눔바른고딕" w:hAnsi="나눔바른고딕" w:cs="나눔바른고딕"/>
+              </w:rPr>
+              <w:t xml:space="preserve">│  product-list.html </w:t>
             </w:r>
             <w:r>
               <w:rPr>
@@ -2180,10 +2052,10 @@
                 <w:color w:val="000000"/>
                 <w:sz w:val="20"/>
                 <w:szCs w:val="20"/>
-                <w:shd w:val="clear"/>
-                <w:rFonts w:ascii="나눔바른고딕" w:eastAsia="나눔바른고딕" w:hAnsi="나눔바른고딕" w:cs="나눔바른고딕"/>
-              </w:rPr>
-              <w:t xml:space="preserve">(메인 페이지)</w:t>
+                <w:shd w:val="clear" w:color="auto" w:fill="auto"/>
+                <w:rFonts w:ascii="나눔바른고딕" w:eastAsia="나눔바른고딕" w:hAnsi="나눔바른고딕" w:cs="나눔바른고딕"/>
+              </w:rPr>
+              <w:t xml:space="preserve">(작품 목록 페이지)</w:t>
             </w:r>
           </w:p>
           <w:p>
@@ -2195,7 +2067,7 @@
                 <w:color w:val="000000"/>
                 <w:sz w:val="20"/>
                 <w:szCs w:val="20"/>
-                <w:shd w:val="clear"/>
+                <w:shd w:val="clear" w:color="auto" w:fill="auto"/>
                 <w:rFonts w:ascii="나눔바른고딕" w:eastAsia="나눔바른고딕" w:hAnsi="나눔바른고딕" w:cs="나눔바른고딕"/>
               </w:rPr>
             </w:pPr>
@@ -2207,12 +2079,27 @@
                 <w:color w:val="000000"/>
                 <w:sz w:val="20"/>
                 <w:szCs w:val="20"/>
-                <w:shd w:val="clear"/>
-                <w:rFonts w:ascii="나눔바른고딕" w:eastAsia="나눔바른고딕" w:hAnsi="나눔바른고딕" w:cs="나눔바른고딕"/>
-              </w:rPr>
-              <w:t xml:space="preserve">│  </w:t>
-            </w:r>
-            <w:r>
+                <w:shd w:val="clear" w:color="auto" w:fill="auto"/>
+                <w:rFonts w:ascii="나눔바른고딕" w:eastAsia="나눔바른고딕" w:hAnsi="나눔바른고딕" w:cs="나눔바른고딕"/>
+              </w:rPr>
+              <w:t xml:space="preserve">│  review.html </w:t>
+            </w:r>
+            <w:r>
+              <w:rPr>
+                <w:spacing w:val="0"/>
+                <w:i w:val="0"/>
+                <w:b w:val="1"/>
+                <w:color w:val="000000"/>
+                <w:sz w:val="20"/>
+                <w:szCs w:val="20"/>
+                <w:shd w:val="clear" w:color="auto" w:fill="auto"/>
+                <w:rFonts w:ascii="나눔바른고딕" w:eastAsia="나눔바른고딕" w:hAnsi="나눔바른고딕" w:cs="나눔바른고딕"/>
+              </w:rPr>
+              <w:t xml:space="preserve">(리뷰 목록 페이지)</w:t>
+            </w:r>
+          </w:p>
+          <w:p>
+            <w:pPr>
               <w:rPr>
                 <w:spacing w:val="0"/>
                 <w:i w:val="0"/>
@@ -2220,11 +2107,10 @@
                 <w:color w:val="000000"/>
                 <w:sz w:val="20"/>
                 <w:szCs w:val="20"/>
-                <w:shd w:val="clear"/>
-                <w:rFonts w:ascii="나눔바른고딕" w:eastAsia="나눔바른고딕" w:hAnsi="나눔바른고딕" w:cs="나눔바른고딕"/>
-              </w:rPr>
-              <w:t>product-list</w:t>
-            </w:r>
+                <w:shd w:val="clear" w:color="auto" w:fill="auto"/>
+                <w:rFonts w:ascii="나눔바른고딕" w:eastAsia="나눔바른고딕" w:hAnsi="나눔바른고딕" w:cs="나눔바른고딕"/>
+              </w:rPr>
+            </w:pPr>
             <w:r>
               <w:rPr>
                 <w:spacing w:val="0"/>
@@ -2233,12 +2119,27 @@
                 <w:color w:val="000000"/>
                 <w:sz w:val="20"/>
                 <w:szCs w:val="20"/>
-                <w:shd w:val="clear"/>
-                <w:rFonts w:ascii="나눔바른고딕" w:eastAsia="나눔바른고딕" w:hAnsi="나눔바른고딕" w:cs="나눔바른고딕"/>
-              </w:rPr>
-              <w:t>.</w:t>
-            </w:r>
-            <w:r>
+                <w:shd w:val="clear" w:color="auto" w:fill="auto"/>
+                <w:rFonts w:ascii="나눔바른고딕" w:eastAsia="나눔바른고딕" w:hAnsi="나눔바른고딕" w:cs="나눔바른고딕"/>
+              </w:rPr>
+              <w:t xml:space="preserve">│  review-write.html </w:t>
+            </w:r>
+            <w:r>
+              <w:rPr>
+                <w:spacing w:val="0"/>
+                <w:i w:val="0"/>
+                <w:b w:val="1"/>
+                <w:color w:val="000000"/>
+                <w:sz w:val="20"/>
+                <w:szCs w:val="20"/>
+                <w:shd w:val="clear" w:color="auto" w:fill="auto"/>
+                <w:rFonts w:ascii="나눔바른고딕" w:eastAsia="나눔바른고딕" w:hAnsi="나눔바른고딕" w:cs="나눔바른고딕"/>
+              </w:rPr>
+              <w:t xml:space="preserve">(리뷰 작성 페이지)</w:t>
+            </w:r>
+          </w:p>
+          <w:p>
+            <w:pPr>
               <w:rPr>
                 <w:spacing w:val="0"/>
                 <w:i w:val="0"/>
@@ -2246,27 +2147,11 @@
                 <w:color w:val="000000"/>
                 <w:sz w:val="20"/>
                 <w:szCs w:val="20"/>
-                <w:shd w:val="clear"/>
-                <w:rFonts w:ascii="나눔바른고딕" w:eastAsia="나눔바른고딕" w:hAnsi="나눔바른고딕" w:cs="나눔바른고딕"/>
-              </w:rPr>
-              <w:t xml:space="preserve">html </w:t>
-            </w:r>
-            <w:r>
-              <w:rPr>
-                <w:spacing w:val="0"/>
-                <w:i w:val="0"/>
-                <w:b w:val="1"/>
-                <w:color w:val="000000"/>
-                <w:sz w:val="20"/>
-                <w:szCs w:val="20"/>
-                <w:shd w:val="clear"/>
-                <w:rFonts w:ascii="나눔바른고딕" w:eastAsia="나눔바른고딕" w:hAnsi="나눔바른고딕" w:cs="나눔바른고딕"/>
-              </w:rPr>
-              <w:t xml:space="preserve">(작품 목록 페이지)</w:t>
-            </w:r>
-          </w:p>
-          <w:p>
-            <w:pPr>
+                <w:shd w:val="clear" w:color="auto" w:fill="auto"/>
+                <w:rFonts w:ascii="나눔바른고딕" w:eastAsia="나눔바른고딕" w:hAnsi="나눔바른고딕" w:cs="나눔바른고딕"/>
+              </w:rPr>
+            </w:pPr>
+            <w:r>
               <w:rPr>
                 <w:spacing w:val="0"/>
                 <w:i w:val="0"/>
@@ -2274,11 +2159,14 @@
                 <w:color w:val="000000"/>
                 <w:sz w:val="20"/>
                 <w:szCs w:val="20"/>
-                <w:shd w:val="clear"/>
-                <w:rFonts w:ascii="나눔바른고딕" w:eastAsia="나눔바른고딕" w:hAnsi="나눔바른고딕" w:cs="나눔바른고딕"/>
-              </w:rPr>
-            </w:pPr>
-            <w:r>
+                <w:shd w:val="clear" w:color="auto" w:fill="auto"/>
+                <w:rFonts w:ascii="나눔바른고딕" w:eastAsia="나눔바른고딕" w:hAnsi="나눔바른고딕" w:cs="나눔바른고딕"/>
+              </w:rPr>
+              <w:t>│</w:t>
+            </w:r>
+          </w:p>
+          <w:p>
+            <w:pPr>
               <w:rPr>
                 <w:spacing w:val="0"/>
                 <w:i w:val="0"/>
@@ -2286,11 +2174,10 @@
                 <w:color w:val="000000"/>
                 <w:sz w:val="20"/>
                 <w:szCs w:val="20"/>
-                <w:shd w:val="clear"/>
-                <w:rFonts w:ascii="나눔바른고딕" w:eastAsia="나눔바른고딕" w:hAnsi="나눔바른고딕" w:cs="나눔바른고딕"/>
-              </w:rPr>
-              <w:t xml:space="preserve">│  </w:t>
-            </w:r>
+                <w:shd w:val="clear" w:color="auto" w:fill="auto"/>
+                <w:rFonts w:ascii="나눔바른고딕" w:eastAsia="나눔바른고딕" w:hAnsi="나눔바른고딕" w:cs="나눔바른고딕"/>
+              </w:rPr>
+            </w:pPr>
             <w:r>
               <w:rPr>
                 <w:spacing w:val="0"/>
@@ -2299,49 +2186,10 @@
                 <w:color w:val="000000"/>
                 <w:sz w:val="20"/>
                 <w:szCs w:val="20"/>
-                <w:shd w:val="clear"/>
-                <w:rFonts w:ascii="나눔바른고딕" w:eastAsia="나눔바른고딕" w:hAnsi="나눔바른고딕" w:cs="나눔바른고딕"/>
-              </w:rPr>
-              <w:t xml:space="preserve">review.html </w:t>
-            </w:r>
-            <w:r>
-              <w:rPr>
-                <w:spacing w:val="0"/>
-                <w:i w:val="0"/>
-                <w:b w:val="1"/>
-                <w:color w:val="000000"/>
-                <w:sz w:val="20"/>
-                <w:szCs w:val="20"/>
-                <w:shd w:val="clear"/>
-                <w:rFonts w:ascii="나눔바른고딕" w:eastAsia="나눔바른고딕" w:hAnsi="나눔바른고딕" w:cs="나눔바른고딕"/>
-              </w:rPr>
-              <w:t>(리뷰</w:t>
-            </w:r>
-            <w:r>
-              <w:rPr>
-                <w:spacing w:val="0"/>
-                <w:i w:val="0"/>
-                <w:b w:val="1"/>
-                <w:color w:val="000000"/>
-                <w:sz w:val="20"/>
-                <w:szCs w:val="20"/>
-                <w:shd w:val="clear"/>
-                <w:rFonts w:ascii="나눔바른고딕" w:eastAsia="나눔바른고딕" w:hAnsi="나눔바른고딕" w:cs="나눔바른고딕"/>
-              </w:rPr>
-              <w:t xml:space="preserve"> 목록</w:t>
-            </w:r>
-            <w:r>
-              <w:rPr>
-                <w:spacing w:val="0"/>
-                <w:i w:val="0"/>
-                <w:b w:val="1"/>
-                <w:color w:val="000000"/>
-                <w:sz w:val="20"/>
-                <w:szCs w:val="20"/>
-                <w:shd w:val="clear"/>
-                <w:rFonts w:ascii="나눔바른고딕" w:eastAsia="나눔바른고딕" w:hAnsi="나눔바른고딕" w:cs="나눔바른고딕"/>
-              </w:rPr>
-              <w:t xml:space="preserve"> 페이지)</w:t>
+                <w:shd w:val="clear" w:color="auto" w:fill="auto"/>
+                <w:rFonts w:ascii="나눔바른고딕" w:eastAsia="나눔바른고딕" w:hAnsi="나눔바른고딕" w:cs="나눔바른고딕"/>
+              </w:rPr>
+              <w:t xml:space="preserve">│  style.css (전체 css 요소 관리)</w:t>
             </w:r>
           </w:p>
           <w:p>
@@ -2353,7 +2201,7 @@
                 <w:color w:val="000000"/>
                 <w:sz w:val="20"/>
                 <w:szCs w:val="20"/>
-                <w:shd w:val="clear"/>
+                <w:shd w:val="clear" w:color="auto" w:fill="auto"/>
                 <w:rFonts w:ascii="나눔바른고딕" w:eastAsia="나눔바른고딕" w:hAnsi="나눔바른고딕" w:cs="나눔바른고딕"/>
               </w:rPr>
             </w:pPr>
@@ -2365,12 +2213,14 @@
                 <w:color w:val="000000"/>
                 <w:sz w:val="20"/>
                 <w:szCs w:val="20"/>
-                <w:shd w:val="clear"/>
-                <w:rFonts w:ascii="나눔바른고딕" w:eastAsia="나눔바른고딕" w:hAnsi="나눔바른고딕" w:cs="나눔바른고딕"/>
-              </w:rPr>
-              <w:t xml:space="preserve">│  </w:t>
-            </w:r>
-            <w:r>
+                <w:shd w:val="clear" w:color="auto" w:fill="auto"/>
+                <w:rFonts w:ascii="나눔바른고딕" w:eastAsia="나눔바른고딕" w:hAnsi="나눔바른고딕" w:cs="나눔바른고딕"/>
+              </w:rPr>
+              <w:t xml:space="preserve">│  review.css (동명 페이지의 css, 내용이 길어져 관리하기 어려운 연유로 분리)</w:t>
+            </w:r>
+          </w:p>
+          <w:p>
+            <w:pPr>
               <w:rPr>
                 <w:spacing w:val="0"/>
                 <w:i w:val="0"/>
@@ -2378,53 +2228,11 @@
                 <w:color w:val="000000"/>
                 <w:sz w:val="20"/>
                 <w:szCs w:val="20"/>
-                <w:shd w:val="clear"/>
-                <w:rFonts w:ascii="나눔바른고딕" w:eastAsia="나눔바른고딕" w:hAnsi="나눔바른고딕" w:cs="나눔바른고딕"/>
-              </w:rPr>
-              <w:t xml:space="preserve">review-hot.html </w:t>
-            </w:r>
-            <w:r>
-              <w:rPr>
-                <w:spacing w:val="0"/>
-                <w:i w:val="0"/>
-                <w:b w:val="1"/>
-                <w:color w:val="000000"/>
-                <w:sz w:val="20"/>
-                <w:szCs w:val="20"/>
-                <w:shd w:val="clear"/>
-                <w:rFonts w:ascii="나눔바른고딕" w:eastAsia="나눔바른고딕" w:hAnsi="나눔바른고딕" w:cs="나눔바른고딕"/>
-              </w:rPr>
-              <w:t xml:space="preserve">(핫한 리뷰</w:t>
-            </w:r>
-            <w:r>
-              <w:rPr>
-                <w:spacing w:val="0"/>
-                <w:i w:val="0"/>
-                <w:b w:val="1"/>
-                <w:color w:val="000000"/>
-                <w:sz w:val="20"/>
-                <w:szCs w:val="20"/>
-                <w:shd w:val="clear"/>
-                <w:rFonts w:ascii="나눔바른고딕" w:eastAsia="나눔바른고딕" w:hAnsi="나눔바른고딕" w:cs="나눔바른고딕"/>
-              </w:rPr>
-              <w:t xml:space="preserve"> 세부</w:t>
-            </w:r>
-            <w:r>
-              <w:rPr>
-                <w:spacing w:val="0"/>
-                <w:i w:val="0"/>
-                <w:b w:val="1"/>
-                <w:color w:val="000000"/>
-                <w:sz w:val="20"/>
-                <w:szCs w:val="20"/>
-                <w:shd w:val="clear"/>
-                <w:rFonts w:ascii="나눔바른고딕" w:eastAsia="나눔바른고딕" w:hAnsi="나눔바른고딕" w:cs="나눔바른고딕"/>
-              </w:rPr>
-              <w:t xml:space="preserve"> 팝업)</w:t>
-            </w:r>
-          </w:p>
-          <w:p>
-            <w:pPr>
+                <w:shd w:val="clear" w:color="auto" w:fill="auto"/>
+                <w:rFonts w:ascii="나눔바른고딕" w:eastAsia="나눔바른고딕" w:hAnsi="나눔바른고딕" w:cs="나눔바른고딕"/>
+              </w:rPr>
+            </w:pPr>
+            <w:r>
               <w:rPr>
                 <w:spacing w:val="0"/>
                 <w:i w:val="0"/>
@@ -2432,11 +2240,14 @@
                 <w:color w:val="000000"/>
                 <w:sz w:val="20"/>
                 <w:szCs w:val="20"/>
-                <w:shd w:val="clear"/>
-                <w:rFonts w:ascii="나눔바른고딕" w:eastAsia="나눔바른고딕" w:hAnsi="나눔바른고딕" w:cs="나눔바른고딕"/>
-              </w:rPr>
-            </w:pPr>
-            <w:r>
+                <w:shd w:val="clear" w:color="auto" w:fill="auto"/>
+                <w:rFonts w:ascii="나눔바른고딕" w:eastAsia="나눔바른고딕" w:hAnsi="나눔바른고딕" w:cs="나눔바른고딕"/>
+              </w:rPr>
+              <w:t xml:space="preserve">│  review-hot.css</w:t>
+            </w:r>
+          </w:p>
+          <w:p>
+            <w:pPr>
               <w:rPr>
                 <w:spacing w:val="0"/>
                 <w:i w:val="0"/>
@@ -2444,11 +2255,10 @@
                 <w:color w:val="000000"/>
                 <w:sz w:val="20"/>
                 <w:szCs w:val="20"/>
-                <w:shd w:val="clear"/>
-                <w:rFonts w:ascii="나눔바른고딕" w:eastAsia="나눔바른고딕" w:hAnsi="나눔바른고딕" w:cs="나눔바른고딕"/>
-              </w:rPr>
-              <w:t xml:space="preserve">│  </w:t>
-            </w:r>
+                <w:shd w:val="clear" w:color="auto" w:fill="auto"/>
+                <w:rFonts w:ascii="나눔바른고딕" w:eastAsia="나눔바른고딕" w:hAnsi="나눔바른고딕" w:cs="나눔바른고딕"/>
+              </w:rPr>
+            </w:pPr>
             <w:r>
               <w:rPr>
                 <w:spacing w:val="0"/>
@@ -2457,24 +2267,22 @@
                 <w:color w:val="000000"/>
                 <w:sz w:val="20"/>
                 <w:szCs w:val="20"/>
-                <w:shd w:val="clear"/>
-                <w:rFonts w:ascii="나눔바른고딕" w:eastAsia="나눔바른고딕" w:hAnsi="나눔바른고딕" w:cs="나눔바른고딕"/>
-              </w:rPr>
-              <w:t xml:space="preserve">review-write.html </w:t>
-            </w:r>
-            <w:r>
-              <w:rPr>
-                <w:spacing w:val="0"/>
-                <w:i w:val="0"/>
-                <w:b w:val="1"/>
-                <w:color w:val="000000"/>
-                <w:sz w:val="20"/>
-                <w:szCs w:val="20"/>
-                <w:shd w:val="clear"/>
-                <w:rFonts w:ascii="나눔바른고딕" w:eastAsia="나눔바른고딕" w:hAnsi="나눔바른고딕" w:cs="나눔바른고딕"/>
-              </w:rPr>
-              <w:t xml:space="preserve">(리뷰 작성 페이지)</w:t>
-            </w:r>
+                <w:shd w:val="clear" w:color="auto" w:fill="auto"/>
+                <w:rFonts w:ascii="나눔바른고딕" w:eastAsia="나눔바른고딕" w:hAnsi="나눔바른고딕" w:cs="나눔바른고딕"/>
+              </w:rPr>
+              <w:t>└─review-write.css</w:t>
+            </w:r>
+          </w:p>
+          <w:p>
+            <w:pPr>
+              <w:rPr>
+                <w:color w:val="000000"/>
+                <w:sz w:val="20"/>
+                <w:szCs w:val="20"/>
+                <w:shd w:val="clear" w:color="auto" w:fill="auto"/>
+                <w:rFonts w:ascii="나눔바른고딕" w:eastAsia="나눔바른고딕" w:hAnsi="나눔바른고딕" w:cs="나눔바른고딕" w:hint="eastAsia"/>
+              </w:rPr>
+            </w:pPr>
           </w:p>
           <w:p>
             <w:pPr>
@@ -2485,8 +2293,29 @@
                 <w:color w:val="000000"/>
                 <w:sz w:val="20"/>
                 <w:szCs w:val="20"/>
-                <w:shd w:val="clear"/>
-                <w:rFonts w:ascii="나눔바른고딕" w:eastAsia="나눔바른고딕" w:hAnsi="나눔바른고딕" w:cs="나눔바른고딕"/>
+                <w:shd w:val="clear" w:color="auto" w:fill="auto"/>
+                <w:rFonts w:ascii="나눔바른고딕" w:eastAsia="나눔바른고딕" w:hAnsi="나눔바른고딕" w:cs="나눔바른고딕"/>
+              </w:rPr>
+            </w:pPr>
+            <w:r>
+              <w:rPr>
+                <w:color w:val="000000"/>
+                <w:sz w:val="20"/>
+                <w:szCs w:val="20"/>
+                <w:shd w:val="clear" w:color="auto" w:fill="auto"/>
+                <w:rFonts w:ascii="나눔바른고딕" w:eastAsia="나눔바른고딕" w:hAnsi="나눔바른고딕" w:cs="나눔바른고딕" w:hint="eastAsia"/>
+              </w:rPr>
+              <w:t xml:space="preserve">[연결 구조]</w:t>
+            </w:r>
+          </w:p>
+          <w:p>
+            <w:pPr>
+              <w:rPr>
+                <w:color w:val="000000"/>
+                <w:sz w:val="20"/>
+                <w:szCs w:val="20"/>
+                <w:shd w:val="clear" w:color="auto" w:fill="auto"/>
+                <w:rFonts w:ascii="나눔바른고딕" w:eastAsia="나눔바른고딕" w:hAnsi="나눔바른고딕" w:cs="나눔바른고딕" w:hint="eastAsia"/>
               </w:rPr>
             </w:pPr>
             <w:r>
@@ -2497,14 +2326,12 @@
                 <w:color w:val="000000"/>
                 <w:sz w:val="20"/>
                 <w:szCs w:val="20"/>
-                <w:shd w:val="clear"/>
-                <w:rFonts w:ascii="나눔바른고딕" w:eastAsia="나눔바른고딕" w:hAnsi="나눔바른고딕" w:cs="나눔바른고딕"/>
-              </w:rPr>
-              <w:t>│</w:t>
-            </w:r>
-          </w:p>
-          <w:p>
-            <w:pPr>
+                <w:shd w:val="clear" w:color="auto" w:fill="auto"/>
+                <w:rFonts w:ascii="나눔바른고딕" w:eastAsia="나눔바른고딕" w:hAnsi="나눔바른고딕" w:cs="나눔바른고딕"/>
+              </w:rPr>
+              <w:t xml:space="preserve">헤더의 네비게이션 바를 통해 핵심 페이지(메인/작품목록/리뷰목록)를 오가는 구조, 또</w:t>
+            </w:r>
+            <w:r>
               <w:rPr>
                 <w:spacing w:val="0"/>
                 <w:i w:val="0"/>
@@ -2512,10 +2339,11 @@
                 <w:color w:val="000000"/>
                 <w:sz w:val="20"/>
                 <w:szCs w:val="20"/>
-                <w:shd w:val="clear"/>
-                <w:rFonts w:ascii="나눔바른고딕" w:eastAsia="나눔바른고딕" w:hAnsi="나눔바른고딕" w:cs="나눔바른고딕"/>
-              </w:rPr>
-            </w:pPr>
+                <w:shd w:val="clear" w:color="auto" w:fill="auto"/>
+                <w:rFonts w:ascii="나눔바른고딕" w:eastAsia="나눔바른고딕" w:hAnsi="나눔바른고딕" w:cs="나눔바른고딕"/>
+              </w:rPr>
+              <w:t xml:space="preserve">한 메인 페이지에서 소제목을 클릭하여 작품/리뷰 목록으로 이동. 리뷰 작성 페이지는 </w:t>
+            </w:r>
             <w:r>
               <w:rPr>
                 <w:spacing w:val="0"/>
@@ -2524,264 +2352,10 @@
                 <w:color w:val="000000"/>
                 <w:sz w:val="20"/>
                 <w:szCs w:val="20"/>
-                <w:shd w:val="clear"/>
-                <w:rFonts w:ascii="나눔바른고딕" w:eastAsia="나눔바른고딕" w:hAnsi="나눔바른고딕" w:cs="나눔바른고딕"/>
-              </w:rPr>
-              <w:t xml:space="preserve">│  </w:t>
-            </w:r>
-            <w:r>
-              <w:rPr>
-                <w:spacing w:val="0"/>
-                <w:i w:val="0"/>
-                <w:b w:val="0"/>
-                <w:color w:val="000000"/>
-                <w:sz w:val="20"/>
-                <w:szCs w:val="20"/>
-                <w:shd w:val="clear"/>
-                <w:rFonts w:ascii="나눔바른고딕" w:eastAsia="나눔바른고딕" w:hAnsi="나눔바른고딕" w:cs="나눔바른고딕"/>
-              </w:rPr>
-              <w:t xml:space="preserve">style.css (전체 css 요소 관리)</w:t>
-            </w:r>
-          </w:p>
-          <w:p>
-            <w:pPr>
-              <w:rPr>
-                <w:spacing w:val="0"/>
-                <w:i w:val="0"/>
-                <w:b w:val="0"/>
-                <w:color w:val="000000"/>
-                <w:sz w:val="20"/>
-                <w:szCs w:val="20"/>
-                <w:shd w:val="clear"/>
-                <w:rFonts w:ascii="나눔바른고딕" w:eastAsia="나눔바른고딕" w:hAnsi="나눔바른고딕" w:cs="나눔바른고딕"/>
-              </w:rPr>
-            </w:pPr>
-            <w:r>
-              <w:rPr>
-                <w:spacing w:val="0"/>
-                <w:i w:val="0"/>
-                <w:b w:val="0"/>
-                <w:color w:val="000000"/>
-                <w:sz w:val="20"/>
-                <w:szCs w:val="20"/>
-                <w:shd w:val="clear"/>
-                <w:rFonts w:ascii="나눔바른고딕" w:eastAsia="나눔바른고딕" w:hAnsi="나눔바른고딕" w:cs="나눔바른고딕"/>
-              </w:rPr>
-              <w:t xml:space="preserve">│  </w:t>
-            </w:r>
-            <w:r>
-              <w:rPr>
-                <w:spacing w:val="0"/>
-                <w:i w:val="0"/>
-                <w:b w:val="0"/>
-                <w:color w:val="000000"/>
-                <w:sz w:val="20"/>
-                <w:szCs w:val="20"/>
-                <w:shd w:val="clear"/>
-                <w:rFonts w:ascii="나눔바른고딕" w:eastAsia="나눔바른고딕" w:hAnsi="나눔바른고딕" w:cs="나눔바른고딕"/>
-              </w:rPr>
-              <w:t xml:space="preserve">review.css (동명 페이지의 css, 내용이 길어져 관리하기 어려운 연유로 분리)</w:t>
-            </w:r>
-          </w:p>
-          <w:p>
-            <w:pPr>
-              <w:rPr>
-                <w:spacing w:val="0"/>
-                <w:i w:val="0"/>
-                <w:b w:val="0"/>
-                <w:color w:val="000000"/>
-                <w:sz w:val="20"/>
-                <w:szCs w:val="20"/>
-                <w:shd w:val="clear"/>
-                <w:rFonts w:ascii="나눔바른고딕" w:eastAsia="나눔바른고딕" w:hAnsi="나눔바른고딕" w:cs="나눔바른고딕"/>
-              </w:rPr>
-            </w:pPr>
-            <w:r>
-              <w:rPr>
-                <w:spacing w:val="0"/>
-                <w:i w:val="0"/>
-                <w:b w:val="0"/>
-                <w:color w:val="000000"/>
-                <w:sz w:val="20"/>
-                <w:szCs w:val="20"/>
-                <w:shd w:val="clear"/>
-                <w:rFonts w:ascii="나눔바른고딕" w:eastAsia="나눔바른고딕" w:hAnsi="나눔바른고딕" w:cs="나눔바른고딕"/>
-              </w:rPr>
-              <w:t xml:space="preserve">│  </w:t>
-            </w:r>
-            <w:r>
-              <w:rPr>
-                <w:spacing w:val="0"/>
-                <w:i w:val="0"/>
-                <w:b w:val="0"/>
-                <w:color w:val="000000"/>
-                <w:sz w:val="20"/>
-                <w:szCs w:val="20"/>
-                <w:shd w:val="clear"/>
-                <w:rFonts w:ascii="나눔바른고딕" w:eastAsia="나눔바른고딕" w:hAnsi="나눔바른고딕" w:cs="나눔바른고딕"/>
-              </w:rPr>
-              <w:t>review-hot.css</w:t>
-            </w:r>
-          </w:p>
-          <w:p>
-            <w:pPr>
-              <w:rPr>
-                <w:spacing w:val="0"/>
-                <w:i w:val="0"/>
-                <w:b w:val="0"/>
-                <w:color w:val="000000"/>
-                <w:sz w:val="20"/>
-                <w:szCs w:val="20"/>
-                <w:shd w:val="clear"/>
-                <w:rFonts w:ascii="나눔바른고딕" w:eastAsia="나눔바른고딕" w:hAnsi="나눔바른고딕" w:cs="나눔바른고딕"/>
-              </w:rPr>
-            </w:pPr>
-            <w:r>
-              <w:rPr>
-                <w:spacing w:val="0"/>
-                <w:i w:val="0"/>
-                <w:b w:val="0"/>
-                <w:color w:val="000000"/>
-                <w:sz w:val="20"/>
-                <w:szCs w:val="20"/>
-                <w:shd w:val="clear"/>
-                <w:rFonts w:ascii="나눔바른고딕" w:eastAsia="나눔바른고딕" w:hAnsi="나눔바른고딕" w:cs="나눔바른고딕"/>
-              </w:rPr>
-              <w:t>└─</w:t>
-            </w:r>
-            <w:r>
-              <w:rPr>
-                <w:spacing w:val="0"/>
-                <w:i w:val="0"/>
-                <w:b w:val="0"/>
-                <w:color w:val="000000"/>
-                <w:sz w:val="20"/>
-                <w:szCs w:val="20"/>
-                <w:shd w:val="clear"/>
-                <w:rFonts w:ascii="나눔바른고딕" w:eastAsia="나눔바른고딕" w:hAnsi="나눔바른고딕" w:cs="나눔바른고딕"/>
-              </w:rPr>
-              <w:t>review-write.css</w:t>
-            </w:r>
-          </w:p>
-          <w:p>
-            <w:pPr>
-              <w:rPr>
-                <w:color w:val="000000"/>
-                <w:sz w:val="20"/>
-                <w:szCs w:val="20"/>
-                <w:shd w:val="clear"/>
-                <w:rFonts w:ascii="나눔바른고딕" w:eastAsia="나눔바른고딕" w:hAnsi="나눔바른고딕" w:cs="나눔바른고딕" w:hint="eastAsia"/>
-              </w:rPr>
-            </w:pPr>
-          </w:p>
-          <w:p>
-            <w:pPr>
-              <w:rPr>
-                <w:spacing w:val="0"/>
-                <w:i w:val="0"/>
-                <w:b w:val="0"/>
-                <w:color w:val="000000"/>
-                <w:sz w:val="20"/>
-                <w:szCs w:val="20"/>
-                <w:shd w:val="clear"/>
-                <w:rFonts w:ascii="나눔바른고딕" w:eastAsia="나눔바른고딕" w:hAnsi="나눔바른고딕" w:cs="나눔바른고딕"/>
-              </w:rPr>
-            </w:pPr>
-            <w:r>
-              <w:rPr>
-                <w:color w:val="000000"/>
-                <w:sz w:val="20"/>
-                <w:szCs w:val="20"/>
-                <w:shd w:val="clear"/>
-                <w:rFonts w:ascii="나눔바른고딕" w:eastAsia="나눔바른고딕" w:hAnsi="나눔바른고딕" w:cs="나눔바른고딕" w:hint="eastAsia"/>
-              </w:rPr>
-              <w:t xml:space="preserve">[연결 구조</w:t>
-            </w:r>
-            <w:r>
-              <w:rPr>
-                <w:color w:val="000000"/>
-                <w:sz w:val="20"/>
-                <w:szCs w:val="20"/>
-                <w:shd w:val="clear"/>
-                <w:rFonts w:ascii="나눔바른고딕" w:eastAsia="나눔바른고딕" w:hAnsi="나눔바른고딕" w:cs="나눔바른고딕" w:hint="eastAsia"/>
-              </w:rPr>
-              <w:t>]</w:t>
-            </w:r>
-          </w:p>
-          <w:p>
-            <w:pPr>
-              <w:rPr>
-                <w:color w:val="000000"/>
-                <w:sz w:val="20"/>
-                <w:szCs w:val="20"/>
-                <w:shd w:val="clear"/>
-                <w:rFonts w:ascii="나눔바른고딕" w:eastAsia="나눔바른고딕" w:hAnsi="나눔바른고딕" w:cs="나눔바른고딕" w:hint="eastAsia"/>
-              </w:rPr>
-            </w:pPr>
-            <w:r>
-              <w:rPr>
-                <w:spacing w:val="0"/>
-                <w:i w:val="0"/>
-                <w:b w:val="0"/>
-                <w:color w:val="000000"/>
-                <w:sz w:val="20"/>
-                <w:szCs w:val="20"/>
-                <w:shd w:val="clear"/>
-                <w:rFonts w:ascii="나눔바른고딕" w:eastAsia="나눔바른고딕" w:hAnsi="나눔바른고딕" w:cs="나눔바른고딕"/>
-              </w:rPr>
-              <w:t>헤</w:t>
-            </w:r>
-            <w:r>
-              <w:rPr>
-                <w:spacing w:val="0"/>
-                <w:i w:val="0"/>
-                <w:b w:val="0"/>
-                <w:color w:val="000000"/>
-                <w:sz w:val="20"/>
-                <w:szCs w:val="20"/>
-                <w:shd w:val="clear"/>
-                <w:rFonts w:ascii="나눔바른고딕" w:eastAsia="나눔바른고딕" w:hAnsi="나눔바른고딕" w:cs="나눔바른고딕"/>
-              </w:rPr>
-              <w:t xml:space="preserve">더의 네비게이션 바를 통해 핵심 페이지(메인/작품목록/리뷰목록)를 오가는 구조, 또</w:t>
-            </w:r>
-            <w:r>
-              <w:rPr>
-                <w:spacing w:val="0"/>
-                <w:i w:val="0"/>
-                <w:b w:val="0"/>
-                <w:color w:val="000000"/>
-                <w:sz w:val="20"/>
-                <w:szCs w:val="20"/>
-                <w:shd w:val="clear"/>
-                <w:rFonts w:ascii="나눔바른고딕" w:eastAsia="나눔바른고딕" w:hAnsi="나눔바른고딕" w:cs="나눔바른고딕"/>
-              </w:rPr>
-              <w:t xml:space="preserve">한 메인 페이지에서 소제목을 클릭하여 작품/리뷰 목록으로 이동. review-hot은 메인</w:t>
-            </w:r>
-            <w:r>
-              <w:rPr>
-                <w:spacing w:val="0"/>
-                <w:i w:val="0"/>
-                <w:b w:val="0"/>
-                <w:color w:val="000000"/>
-                <w:sz w:val="20"/>
-                <w:szCs w:val="20"/>
-                <w:shd w:val="clear"/>
-                <w:rFonts w:ascii="나눔바른고딕" w:eastAsia="나눔바른고딕" w:hAnsi="나눔바른고딕" w:cs="나눔바른고딕"/>
-              </w:rPr>
-              <w:t xml:space="preserve">의 ‘지금 HOT한 리뷰‘를 클릭하여 열람, 리뷰 작성 페이지는 리뷰 목록 페이지에서 버</w:t>
-            </w:r>
-            <w:r>
-              <w:rPr>
-                <w:spacing w:val="0"/>
-                <w:i w:val="0"/>
-                <w:b w:val="0"/>
-                <w:color w:val="000000"/>
-                <w:sz w:val="20"/>
-                <w:szCs w:val="20"/>
-                <w:shd w:val="clear"/>
-                <w:rFonts w:ascii="나눔바른고딕" w:eastAsia="나눔바른고딕" w:hAnsi="나눔바른고딕" w:cs="나눔바른고딕"/>
-              </w:rPr>
-              <w:t xml:space="preserve">튼을 통해 열람</w:t>
+                <w:shd w:val="clear" w:color="auto" w:fill="auto"/>
+                <w:rFonts w:ascii="나눔바른고딕" w:eastAsia="나눔바른고딕" w:hAnsi="나눔바른고딕" w:cs="나눔바른고딕"/>
+              </w:rPr>
+              <w:t xml:space="preserve">리뷰 목록 페이지에서 버튼을 통해 열람</w:t>
             </w:r>
           </w:p>
         </w:tc>
@@ -2804,7 +2378,7 @@
                 <w:b w:val="1"/>
                 <w:sz w:val="21"/>
                 <w:szCs w:val="21"/>
-                <w:shd w:val="clear"/>
+                <w:shd w:val="clear" w:color="auto" w:fill="auto"/>
                 <w:rFonts w:hint="eastAsia"/>
               </w:rPr>
             </w:pPr>
@@ -2825,7 +2399,7 @@
                 <w:color w:val="000000"/>
                 <w:sz w:val="20"/>
                 <w:szCs w:val="20"/>
-                <w:shd w:val="clear"/>
+                <w:shd w:val="clear" w:color="auto" w:fill="auto"/>
                 <w:rFonts w:ascii="나눔바른고딕" w:eastAsia="나눔바른고딕" w:hAnsi="나눔바른고딕" w:cs="나눔바른고딕"/>
               </w:rPr>
             </w:pPr>
@@ -2836,7 +2410,7 @@
     <w:p>
       <w:pPr>
         <w:rPr>
-          <w:shd w:val="clear"/>
+          <w:shd w:val="clear" w:color="auto" w:fill="auto"/>
         </w:rPr>
       </w:pPr>
     </w:p>
@@ -3012,7 +2586,7 @@
       <w:rPr>
         <w:sz w:val="22"/>
         <w:szCs w:val="22"/>
-        <w:shd w:val="clear"/>
+        <w:shd w:val="clear" w:color="auto" w:fill="auto"/>
         <w:rFonts w:asciiTheme="minorHAnsi" w:eastAsiaTheme="minorEastAsia" w:hAnsiTheme="minorHAnsi" w:cstheme="minorBidi"/>
         <w:lang w:bidi="ar-SA" w:eastAsia="ko-KR" w:val="en-US"/>
       </w:rPr>
@@ -3028,6 +2602,9 @@
       <w:autoSpaceDE w:val="0"/>
       <w:autoSpaceDN w:val="0"/>
     </w:pPr>
+    <w:rPr>
+      <w:shd w:val="clear"/>
+    </w:rPr>
   </w:style>
   <w:style w:default="1" w:styleId="PO2" w:type="character">
     <w:name w:val="Default Paragraph Font"/>
@@ -3073,7 +2650,7 @@
       <w:spacing w:val="-10"/>
       <w:sz w:val="56"/>
       <w:szCs w:val="56"/>
-      <w:shd w:val="clear"/>
+      <w:shd w:val="clear" w:color="auto" w:fill="auto"/>
       <w:rFonts w:asciiTheme="majorHAnsi" w:eastAsiaTheme="majorEastAsia" w:hAnsiTheme="majorHAnsi" w:cstheme="majorBidi"/>
     </w:rPr>
   </w:style>
@@ -3093,7 +2670,7 @@
       <w:color w:val="000000" w:themeColor="text1"/>
       <w:sz w:val="32"/>
       <w:szCs w:val="32"/>
-      <w:shd w:val="clear"/>
+      <w:shd w:val="clear" w:color="auto" w:fill="auto"/>
       <w:rFonts w:asciiTheme="majorHAnsi" w:eastAsiaTheme="majorEastAsia" w:hAnsiTheme="majorHAnsi" w:cstheme="majorBidi"/>
     </w:rPr>
   </w:style>
@@ -3115,7 +2692,7 @@
       <w:color w:val="000000" w:themeColor="text1"/>
       <w:sz w:val="28"/>
       <w:szCs w:val="28"/>
-      <w:shd w:val="clear"/>
+      <w:shd w:val="clear" w:color="auto" w:fill="auto"/>
       <w:rFonts w:asciiTheme="majorHAnsi" w:eastAsiaTheme="majorEastAsia" w:hAnsiTheme="majorHAnsi" w:cstheme="majorBidi"/>
     </w:rPr>
   </w:style>
@@ -3137,7 +2714,7 @@
       <w:color w:val="000000" w:themeColor="text1"/>
       <w:sz w:val="24"/>
       <w:szCs w:val="24"/>
-      <w:shd w:val="clear"/>
+      <w:shd w:val="clear" w:color="auto" w:fill="auto"/>
       <w:rFonts w:asciiTheme="majorHAnsi" w:eastAsiaTheme="majorEastAsia" w:hAnsiTheme="majorHAnsi" w:cstheme="majorBidi"/>
     </w:rPr>
   </w:style>
@@ -3157,7 +2734,7 @@
     </w:pPr>
     <w:rPr>
       <w:color w:val="000000" w:themeColor="text1"/>
-      <w:shd w:val="clear"/>
+      <w:shd w:val="clear" w:color="auto" w:fill="auto"/>
       <w:rFonts w:asciiTheme="majorHAnsi" w:eastAsiaTheme="majorEastAsia" w:hAnsiTheme="majorHAnsi" w:cstheme="majorBidi"/>
     </w:rPr>
   </w:style>
@@ -3178,7 +2755,7 @@
     </w:pPr>
     <w:rPr>
       <w:color w:val="000000" w:themeColor="text1"/>
-      <w:shd w:val="clear"/>
+      <w:shd w:val="clear" w:color="auto" w:fill="auto"/>
       <w:rFonts w:asciiTheme="majorHAnsi" w:eastAsiaTheme="majorEastAsia" w:hAnsiTheme="majorHAnsi" w:cstheme="majorBidi"/>
     </w:rPr>
   </w:style>
@@ -3199,7 +2776,7 @@
     </w:pPr>
     <w:rPr>
       <w:color w:val="000000" w:themeColor="text1"/>
-      <w:shd w:val="clear"/>
+      <w:shd w:val="clear" w:color="auto" w:fill="auto"/>
       <w:rFonts w:asciiTheme="majorHAnsi" w:eastAsiaTheme="majorEastAsia" w:hAnsiTheme="majorHAnsi" w:cstheme="majorBidi"/>
     </w:rPr>
   </w:style>
@@ -3220,7 +2797,7 @@
     </w:pPr>
     <w:rPr>
       <w:color w:val="000000" w:themeColor="text1"/>
-      <w:shd w:val="clear"/>
+      <w:shd w:val="clear" w:color="auto" w:fill="auto"/>
       <w:rFonts w:asciiTheme="majorHAnsi" w:eastAsiaTheme="majorEastAsia" w:hAnsiTheme="majorHAnsi" w:cstheme="majorBidi"/>
     </w:rPr>
   </w:style>
@@ -3241,7 +2818,7 @@
     </w:pPr>
     <w:rPr>
       <w:color w:val="000000" w:themeColor="text1"/>
-      <w:shd w:val="clear"/>
+      <w:shd w:val="clear" w:color="auto" w:fill="auto"/>
       <w:rFonts w:asciiTheme="majorHAnsi" w:eastAsiaTheme="majorEastAsia" w:hAnsiTheme="majorHAnsi" w:cstheme="majorBidi"/>
     </w:rPr>
   </w:style>
@@ -3262,7 +2839,7 @@
     </w:pPr>
     <w:rPr>
       <w:color w:val="000000" w:themeColor="text1"/>
-      <w:shd w:val="clear"/>
+      <w:shd w:val="clear" w:color="auto" w:fill="auto"/>
       <w:rFonts w:asciiTheme="majorHAnsi" w:eastAsiaTheme="majorEastAsia" w:hAnsiTheme="majorHAnsi" w:cstheme="majorBidi"/>
     </w:rPr>
   </w:style>
@@ -3285,7 +2862,7 @@
       <w:color w:val="5A5A5A" w:themeColor="text1" w:themeTint="A5"/>
       <w:sz w:val="28"/>
       <w:szCs w:val="28"/>
-      <w:shd w:val="clear"/>
+      <w:shd w:val="clear" w:color="auto" w:fill="auto"/>
       <w:rFonts w:asciiTheme="majorHAnsi" w:eastAsiaTheme="majorEastAsia" w:hAnsiTheme="majorHAnsi" w:cstheme="majorBidi"/>
     </w:rPr>
   </w:style>
@@ -3315,7 +2892,7 @@
     <w:rPr>
       <w:i w:val="1"/>
       <w:color w:val="404040" w:themeColor="text1" w:themeTint="BF"/>
-      <w:shd w:val="clear"/>
+      <w:shd w:val="clear" w:color="auto" w:fill="auto"/>
     </w:rPr>
   </w:style>
   <w:style w:styleId="PO22" w:type="paragraph">
@@ -3338,7 +2915,7 @@
     <w:rPr>
       <w:i w:val="1"/>
       <w:color w:val="0F4761" w:themeColor="accent1" w:themeShade="BF"/>
-      <w:shd w:val="clear"/>
+      <w:shd w:val="clear" w:color="auto" w:fill="auto"/>
     </w:rPr>
   </w:style>
   <w:style w:styleId="PO24" w:type="character">
@@ -3364,6 +2941,9 @@
       <w:ind w:left="720" w:firstLine="0"/>
       <w:rPr/>
     </w:pPr>
+    <w:rPr>
+      <w:shd w:val="clear"/>
+    </w:rPr>
   </w:style>
   <w:style w:styleId="PO37" w:type="table">
     <w:name w:val="Table Grid"/>
@@ -3373,6 +2953,9 @@
       <w:spacing w:after="0"/>
       <w:rPr/>
     </w:pPr>
+    <w:rPr>
+      <w:shd w:val="clear"/>
+    </w:rPr>
     <w:tblPr>
       <w:tblBorders>
         <w:bottom w:val="single" w:color="auto" w:sz="4"/>
@@ -3561,7 +3144,7 @@
       <w:color w:val="000000"/>
       <w:sz w:val="20"/>
       <w:szCs w:val="20"/>
-      <w:shd w:val="clear"/>
+      <w:shd w:val="clear" w:color="auto" w:fill="auto"/>
       <w:rFonts w:ascii="ÇÔÃÊ·Òµ¸¿ò" w:eastAsia="Times New Roman" w:hAnsi="ÇÔÃÊ·Òµ¸¿ò" w:cs="ÇÔÃÊ·Òµ¸¿ò"/>
     </w:rPr>
   </w:style>
